--- a/assets/downloads/simulation-25/presimulation-activity-4-phone-etiquette.docx
+++ b/assets/downloads/simulation-25/presimulation-activity-4-phone-etiquette.docx
@@ -1,10 +1,31 @@
 
 <file path=word/document.xml><?xml version="1.0" encoding="utf-8"?>
-<w:document xmlns:wpc="http://schemas.microsoft.com/office/word/2010/wordprocessingCanvas" xmlns:cx="http://schemas.microsoft.com/office/drawing/2014/chartex" xmlns:cx1="http://schemas.microsoft.com/office/drawing/2015/9/8/chartex" xmlns:cx2="http://schemas.microsoft.com/office/drawing/2015/10/21/chartex" xmlns:cx3="http://schemas.microsoft.com/office/drawing/2016/5/9/chartex" xmlns:cx4="http://schemas.microsoft.com/office/drawing/2016/5/10/chartex" xmlns:cx5="http://schemas.microsoft.com/office/drawing/2016/5/11/chartex" xmlns:cx6="http://schemas.microsoft.com/office/drawing/2016/5/12/chartex" xmlns:cx7="http://schemas.microsoft.com/office/drawing/2016/5/13/chartex" xmlns:cx8="http://schemas.microsoft.com/office/drawing/2016/5/14/chartex" xmlns:mc="http://schemas.openxmlformats.org/markup-compatibility/2006" xmlns:aink="http://schemas.microsoft.com/office/drawing/2016/ink" xmlns:am3d="http://schemas.microsoft.com/office/drawing/2017/model3d" xmlns:o="urn:schemas-microsoft-com:office:office" xmlns:oel="http://schemas.microsoft.com/office/2019/extlst" xmlns:r="http://schemas.openxmlformats.org/officeDocument/2006/relationships" xmlns:m="http://schemas.openxmlformats.org/officeDocument/2006/math" xmlns:v="urn:schemas-microsoft-com:vml" xmlns:wp14="http://schemas.microsoft.com/office/word/2010/wordprocessingDrawing" xmlns:wp="http://schemas.openxmlformats.org/drawingml/2006/wordprocessingDrawing" xmlns:w10="urn:schemas-microsoft-com:office:word" xmlns:w="http://schemas.openxmlformats.org/wordprocessingml/2006/main" xmlns:w14="http://schemas.microsoft.com/office/word/2010/wordml" xmlns:w15="http://schemas.microsoft.com/office/word/2012/wordml" xmlns:w16cex="http://schemas.microsoft.com/office/word/2018/wordml/cex" xmlns:w16cid="http://schemas.microsoft.com/office/word/2016/wordml/cid" xmlns:w16="http://schemas.microsoft.com/office/word/2018/wordml" xmlns:w16du="http://schemas.microsoft.com/office/word/2023/wordml/word16du" xmlns:w16sdtdh="http://schemas.microsoft.com/office/word/2020/wordml/sdtdatahash" xmlns:w16sdtfl="http://schemas.microsoft.com/office/word/2024/wordml/sdtformatlock" xmlns:w16se="http://schemas.microsoft.com/office/word/2015/wordml/symex" xmlns:wpg="http://schemas.microsoft.com/office/word/2010/wordprocessingGroup" xmlns:wpi="http://schemas.microsoft.com/office/word/2010/wordprocessingInk" xmlns:wne="http://schemas.microsoft.com/office/word/2006/wordml" xmlns:wps="http://schemas.microsoft.com/office/word/2010/wordprocessingShape" mc:Ignorable="w14 w15 w16se w16cid w16 w16cex w16sdtdh w16sdtfl w16du wp14">
+<w:document xmlns:wpc="http://schemas.microsoft.com/office/word/2010/wordprocessingCanvas" xmlns:cx="http://schemas.microsoft.com/office/drawing/2014/chartex" xmlns:cx1="http://schemas.microsoft.com/office/drawing/2015/9/8/chartex" xmlns:cx2="http://schemas.microsoft.com/office/drawing/2015/10/21/chartex" xmlns:cx3="http://schemas.microsoft.com/office/drawing/2016/5/9/chartex" xmlns:cx4="http://schemas.microsoft.com/office/drawing/2016/5/10/chartex" xmlns:cx5="http://schemas.microsoft.com/office/drawing/2016/5/11/chartex" xmlns:cx6="http://schemas.microsoft.com/office/drawing/2016/5/12/chartex" xmlns:cx7="http://schemas.microsoft.com/office/drawing/2016/5/13/chartex" xmlns:cx8="http://schemas.microsoft.com/office/drawing/2016/5/14/chartex" xmlns:mc="http://schemas.openxmlformats.org/markup-compatibility/2006" xmlns:aink="http://schemas.microsoft.com/office/drawing/2016/ink" xmlns:am3d="http://schemas.microsoft.com/office/drawing/2017/model3d" xmlns:o="urn:schemas-microsoft-com:office:office" xmlns:oel="http://schemas.microsoft.com/office/2019/extlst" xmlns:r="http://schemas.openxmlformats.org/officeDocument/2006/relationships" xmlns:m="http://schemas.openxmlformats.org/officeDocument/2006/math" xmlns:v="urn:schemas-microsoft-com:vml" xmlns:wp14="http://schemas.microsoft.com/office/word/2010/wordprocessingDrawing" xmlns:wp="http://schemas.openxmlformats.org/drawingml/2006/wordprocessingDrawing" xmlns:w10="urn:schemas-microsoft-com:office:word" xmlns:w="http://schemas.openxmlformats.org/wordprocessingml/2006/main" xmlns:w14="http://schemas.microsoft.com/office/word/2010/wordml" xmlns:w15="http://schemas.microsoft.com/office/word/2012/wordml" xmlns:w16cei="http://schemas.microsoft.com/office/word/2026/wordml/cei" xmlns:w16cex="http://schemas.microsoft.com/office/word/2018/wordml/cex" xmlns:w16cid="http://schemas.microsoft.com/office/word/2016/wordml/cid" xmlns:w16="http://schemas.microsoft.com/office/word/2018/wordml" xmlns:w16du="http://schemas.microsoft.com/office/word/2023/wordml/word16du" xmlns:w16sdtdh="http://schemas.microsoft.com/office/word/2020/wordml/sdtdatahash" xmlns:w16sdtfl="http://schemas.microsoft.com/office/word/2024/wordml/sdtformatlock" xmlns:w16se="http://schemas.microsoft.com/office/word/2015/wordml/symex" xmlns:wpg="http://schemas.microsoft.com/office/word/2010/wordprocessingGroup" xmlns:wpi="http://schemas.microsoft.com/office/word/2010/wordprocessingInk" xmlns:wne="http://schemas.microsoft.com/office/word/2006/wordml" xmlns:wps="http://schemas.microsoft.com/office/word/2010/wordprocessingShape" mc:Ignorable="w14 w15 w16se w16cid w16 w16cex w16sdtdh w16sdtfl w16du wp14">
   <w:body>
     <w:p>
       <w:pPr>
         <w:pStyle w:val="Heading1"/>
+      </w:pPr>
+      <w:proofErr w:type="spellStart"/>
+      <w:r>
+        <w:t>Presimulation</w:t>
+      </w:r>
+      <w:proofErr w:type="spellEnd"/>
+      <w:r>
+        <w:t xml:space="preserve"> Activity</w:t>
+      </w:r>
+      <w:r>
+        <w:t xml:space="preserve"> </w:t>
+      </w:r>
+      <w:r>
+        <w:t>4:</w:t>
+      </w:r>
+      <w:r>
+        <w:t xml:space="preserve"> Phone Etiquette</w:t>
+      </w:r>
+    </w:p>
+    <w:p>
+      <w:pPr>
         <w:spacing w:line="480" w:lineRule="auto"/>
         <w:rPr>
           <w:rFonts w:ascii="Times New Roman" w:eastAsiaTheme="minorHAnsi" w:hAnsi="Times New Roman"/>
@@ -16,18 +37,18 @@
       </w:pPr>
       <w:r>
         <w:rPr>
-          <w:rFonts w:ascii="Times New Roman" w:eastAsiaTheme="minorHAnsi" w:hAnsi="Times New Roman"/>
+          <w:rFonts w:ascii="Aptos" w:eastAsia="Aptos" w:hAnsi="Aptos" w:cs="Aptos"/>
           <w:bCs/>
           <w:color w:val="000000"/>
           <w:sz w:val="24"/>
           <w:szCs w:val="24"/>
         </w:rPr>
-        <w:t/>
+        <w:t xml:space="preserve">Create a list of up to 10 rules, procedures, or etiquette for telehealth (phone call specific) interactions. You may use the resources from the supplemental readings in </w:t>
       </w:r>
       <w:proofErr w:type="spellStart"/>
       <w:r>
         <w:rPr>
-          <w:rFonts w:ascii="Times New Roman" w:eastAsiaTheme="minorHAnsi" w:hAnsi="Times New Roman"/>
+          <w:rFonts w:ascii="Aptos" w:eastAsia="Aptos" w:hAnsi="Aptos" w:cs="Aptos"/>
           <w:bCs/>
           <w:color w:val="000000"/>
           <w:sz w:val="24"/>
@@ -38,17 +59,7 @@
       <w:proofErr w:type="spellEnd"/>
       <w:r>
         <w:rPr>
-          <w:rFonts w:ascii="Times New Roman" w:eastAsiaTheme="minorHAnsi" w:hAnsi="Times New Roman"/>
-          <w:bCs/>
-          <w:color w:val="000000"/>
-          <w:sz w:val="24"/>
-          <w:szCs w:val="24"/>
-        </w:rPr>
-        <w:t xml:space="preserve"> Activity</w:t>
-      </w:r>
-      <w:r>
-        <w:rPr>
-          <w:rFonts w:ascii="Times New Roman" w:eastAsiaTheme="minorHAnsi" w:hAnsi="Times New Roman"/>
+          <w:rFonts w:ascii="Aptos" w:eastAsia="Aptos" w:hAnsi="Aptos" w:cs="Aptos"/>
           <w:bCs/>
           <w:color w:val="000000"/>
           <w:sz w:val="24"/>
@@ -58,71 +69,7 @@
       </w:r>
       <w:r>
         <w:rPr>
-          <w:rFonts w:ascii="Times New Roman" w:eastAsiaTheme="minorHAnsi" w:hAnsi="Times New Roman"/>
-          <w:bCs/>
-          <w:color w:val="000000"/>
-          <w:sz w:val="24"/>
-          <w:szCs w:val="24"/>
-        </w:rPr>
-        <w:t>4:</w:t>
-      </w:r>
-      <w:r>
-        <w:rPr>
-          <w:rFonts w:ascii="Times New Roman" w:eastAsiaTheme="minorHAnsi" w:hAnsi="Times New Roman"/>
-          <w:bCs/>
-          <w:color w:val="000000"/>
-          <w:sz w:val="24"/>
-          <w:szCs w:val="24"/>
-        </w:rPr>
-        <w:t xml:space="preserve"> Phone Etiquette</w:t>
-      </w:r>
-    </w:p>
-    <w:p>
-      <w:pPr>
-        <w:spacing w:line="480" w:lineRule="auto"/>
-        <w:rPr>
-          <w:rFonts w:ascii="Times New Roman" w:eastAsiaTheme="minorHAnsi" w:hAnsi="Times New Roman"/>
-          <w:bCs/>
-          <w:color w:val="000000"/>
-          <w:sz w:val="24"/>
-          <w:szCs w:val="24"/>
-        </w:rPr>
-      </w:pPr>
-      <w:r>
-        <w:rPr>
-          <w:rFonts w:ascii="Times New Roman" w:eastAsiaTheme="minorHAnsi" w:hAnsi="Times New Roman"/>
-          <w:bCs/>
-          <w:color w:val="000000"/>
-          <w:sz w:val="24"/>
-          <w:szCs w:val="24"/>
-        </w:rPr>
-        <w:t xml:space="preserve">Create a list of up to 10 rules, procedures, or etiquette for telehealth (phone call specific) interactions. You may use the resources from the supplemental readings in </w:t>
-      </w:r>
-      <w:proofErr w:type="spellStart"/>
-      <w:r>
-        <w:rPr>
-          <w:rFonts w:ascii="Times New Roman" w:eastAsiaTheme="minorHAnsi" w:hAnsi="Times New Roman"/>
-          <w:bCs/>
-          <w:color w:val="000000"/>
-          <w:sz w:val="24"/>
-          <w:szCs w:val="24"/>
-        </w:rPr>
-        <w:t>Presimulation</w:t>
-      </w:r>
-      <w:proofErr w:type="spellEnd"/>
-      <w:r>
-        <w:rPr>
-          <w:rFonts w:ascii="Times New Roman" w:eastAsiaTheme="minorHAnsi" w:hAnsi="Times New Roman"/>
-          <w:bCs/>
-          <w:color w:val="000000"/>
-          <w:sz w:val="24"/>
-          <w:szCs w:val="24"/>
-        </w:rPr>
-        <w:t xml:space="preserve"> </w:t>
-      </w:r>
-      <w:r>
-        <w:rPr>
-          <w:rFonts w:ascii="Times New Roman" w:eastAsiaTheme="minorHAnsi" w:hAnsi="Times New Roman"/>
+          <w:rFonts w:ascii="Aptos" w:eastAsia="Aptos" w:hAnsi="Aptos" w:cs="Aptos"/>
           <w:bCs/>
           <w:color w:val="000000"/>
           <w:sz w:val="24"/>
@@ -147,7 +94,7 @@
 </file>
 
 <file path=word/endnotes.xml><?xml version="1.0" encoding="utf-8"?>
-<w:endnotes xmlns:wpc="http://schemas.microsoft.com/office/word/2010/wordprocessingCanvas" xmlns:cx="http://schemas.microsoft.com/office/drawing/2014/chartex" xmlns:cx1="http://schemas.microsoft.com/office/drawing/2015/9/8/chartex" xmlns:cx2="http://schemas.microsoft.com/office/drawing/2015/10/21/chartex" xmlns:cx3="http://schemas.microsoft.com/office/drawing/2016/5/9/chartex" xmlns:cx4="http://schemas.microsoft.com/office/drawing/2016/5/10/chartex" xmlns:cx5="http://schemas.microsoft.com/office/drawing/2016/5/11/chartex" xmlns:cx6="http://schemas.microsoft.com/office/drawing/2016/5/12/chartex" xmlns:cx7="http://schemas.microsoft.com/office/drawing/2016/5/13/chartex" xmlns:cx8="http://schemas.microsoft.com/office/drawing/2016/5/14/chartex" xmlns:mc="http://schemas.openxmlformats.org/markup-compatibility/2006" xmlns:aink="http://schemas.microsoft.com/office/drawing/2016/ink" xmlns:am3d="http://schemas.microsoft.com/office/drawing/2017/model3d" xmlns:o="urn:schemas-microsoft-com:office:office" xmlns:oel="http://schemas.microsoft.com/office/2019/extlst" xmlns:r="http://schemas.openxmlformats.org/officeDocument/2006/relationships" xmlns:m="http://schemas.openxmlformats.org/officeDocument/2006/math" xmlns:v="urn:schemas-microsoft-com:vml" xmlns:wp14="http://schemas.microsoft.com/office/word/2010/wordprocessingDrawing" xmlns:wp="http://schemas.openxmlformats.org/drawingml/2006/wordprocessingDrawing" xmlns:w10="urn:schemas-microsoft-com:office:word" xmlns:w="http://schemas.openxmlformats.org/wordprocessingml/2006/main" xmlns:w14="http://schemas.microsoft.com/office/word/2010/wordml" xmlns:w15="http://schemas.microsoft.com/office/word/2012/wordml" xmlns:w16cex="http://schemas.microsoft.com/office/word/2018/wordml/cex" xmlns:w16cid="http://schemas.microsoft.com/office/word/2016/wordml/cid" xmlns:w16="http://schemas.microsoft.com/office/word/2018/wordml" xmlns:w16du="http://schemas.microsoft.com/office/word/2023/wordml/word16du" xmlns:w16sdtdh="http://schemas.microsoft.com/office/word/2020/wordml/sdtdatahash" xmlns:w16sdtfl="http://schemas.microsoft.com/office/word/2024/wordml/sdtformatlock" xmlns:w16se="http://schemas.microsoft.com/office/word/2015/wordml/symex" xmlns:wpg="http://schemas.microsoft.com/office/word/2010/wordprocessingGroup" xmlns:wpi="http://schemas.microsoft.com/office/word/2010/wordprocessingInk" xmlns:wne="http://schemas.microsoft.com/office/word/2006/wordml" xmlns:wps="http://schemas.microsoft.com/office/word/2010/wordprocessingShape" mc:Ignorable="w14 w15 w16se w16cid w16 w16cex w16sdtdh w16sdtfl w16du wp14">
+<w:endnotes xmlns:wpc="http://schemas.microsoft.com/office/word/2010/wordprocessingCanvas" xmlns:cx="http://schemas.microsoft.com/office/drawing/2014/chartex" xmlns:cx1="http://schemas.microsoft.com/office/drawing/2015/9/8/chartex" xmlns:cx2="http://schemas.microsoft.com/office/drawing/2015/10/21/chartex" xmlns:cx3="http://schemas.microsoft.com/office/drawing/2016/5/9/chartex" xmlns:cx4="http://schemas.microsoft.com/office/drawing/2016/5/10/chartex" xmlns:cx5="http://schemas.microsoft.com/office/drawing/2016/5/11/chartex" xmlns:cx6="http://schemas.microsoft.com/office/drawing/2016/5/12/chartex" xmlns:cx7="http://schemas.microsoft.com/office/drawing/2016/5/13/chartex" xmlns:cx8="http://schemas.microsoft.com/office/drawing/2016/5/14/chartex" xmlns:mc="http://schemas.openxmlformats.org/markup-compatibility/2006" xmlns:aink="http://schemas.microsoft.com/office/drawing/2016/ink" xmlns:am3d="http://schemas.microsoft.com/office/drawing/2017/model3d" xmlns:o="urn:schemas-microsoft-com:office:office" xmlns:oel="http://schemas.microsoft.com/office/2019/extlst" xmlns:r="http://schemas.openxmlformats.org/officeDocument/2006/relationships" xmlns:m="http://schemas.openxmlformats.org/officeDocument/2006/math" xmlns:v="urn:schemas-microsoft-com:vml" xmlns:wp14="http://schemas.microsoft.com/office/word/2010/wordprocessingDrawing" xmlns:wp="http://schemas.openxmlformats.org/drawingml/2006/wordprocessingDrawing" xmlns:w10="urn:schemas-microsoft-com:office:word" xmlns:w="http://schemas.openxmlformats.org/wordprocessingml/2006/main" xmlns:w14="http://schemas.microsoft.com/office/word/2010/wordml" xmlns:w15="http://schemas.microsoft.com/office/word/2012/wordml" xmlns:w16cei="http://schemas.microsoft.com/office/word/2026/wordml/cei" xmlns:w16cex="http://schemas.microsoft.com/office/word/2018/wordml/cex" xmlns:w16cid="http://schemas.microsoft.com/office/word/2016/wordml/cid" xmlns:w16="http://schemas.microsoft.com/office/word/2018/wordml" xmlns:w16du="http://schemas.microsoft.com/office/word/2023/wordml/word16du" xmlns:w16sdtdh="http://schemas.microsoft.com/office/word/2020/wordml/sdtdatahash" xmlns:w16sdtfl="http://schemas.microsoft.com/office/word/2024/wordml/sdtformatlock" xmlns:w16se="http://schemas.microsoft.com/office/word/2015/wordml/symex" xmlns:wpg="http://schemas.microsoft.com/office/word/2010/wordprocessingGroup" xmlns:wpi="http://schemas.microsoft.com/office/word/2010/wordprocessingInk" xmlns:wne="http://schemas.microsoft.com/office/word/2006/wordml" xmlns:wps="http://schemas.microsoft.com/office/word/2010/wordprocessingShape" mc:Ignorable="w14 w15 w16se w16cid w16 w16cex w16sdtdh w16sdtfl w16du wp14">
   <w:endnote w:type="separator" w:id="-1">
     <w:p>
       <w:r>
@@ -166,7 +113,7 @@
 </file>
 
 <file path=word/footer1.xml><?xml version="1.0" encoding="utf-8"?>
-<w:ftr xmlns:wpc="http://schemas.microsoft.com/office/word/2010/wordprocessingCanvas" xmlns:cx="http://schemas.microsoft.com/office/drawing/2014/chartex" xmlns:cx1="http://schemas.microsoft.com/office/drawing/2015/9/8/chartex" xmlns:cx2="http://schemas.microsoft.com/office/drawing/2015/10/21/chartex" xmlns:cx3="http://schemas.microsoft.com/office/drawing/2016/5/9/chartex" xmlns:cx4="http://schemas.microsoft.com/office/drawing/2016/5/10/chartex" xmlns:cx5="http://schemas.microsoft.com/office/drawing/2016/5/11/chartex" xmlns:cx6="http://schemas.microsoft.com/office/drawing/2016/5/12/chartex" xmlns:cx7="http://schemas.microsoft.com/office/drawing/2016/5/13/chartex" xmlns:cx8="http://schemas.microsoft.com/office/drawing/2016/5/14/chartex" xmlns:mc="http://schemas.openxmlformats.org/markup-compatibility/2006" xmlns:aink="http://schemas.microsoft.com/office/drawing/2016/ink" xmlns:am3d="http://schemas.microsoft.com/office/drawing/2017/model3d" xmlns:o="urn:schemas-microsoft-com:office:office" xmlns:oel="http://schemas.microsoft.com/office/2019/extlst" xmlns:r="http://schemas.openxmlformats.org/officeDocument/2006/relationships" xmlns:m="http://schemas.openxmlformats.org/officeDocument/2006/math" xmlns:v="urn:schemas-microsoft-com:vml" xmlns:wp14="http://schemas.microsoft.com/office/word/2010/wordprocessingDrawing" xmlns:wp="http://schemas.openxmlformats.org/drawingml/2006/wordprocessingDrawing" xmlns:w10="urn:schemas-microsoft-com:office:word" xmlns:w="http://schemas.openxmlformats.org/wordprocessingml/2006/main" xmlns:w14="http://schemas.microsoft.com/office/word/2010/wordml" xmlns:w15="http://schemas.microsoft.com/office/word/2012/wordml" xmlns:w16cex="http://schemas.microsoft.com/office/word/2018/wordml/cex" xmlns:w16cid="http://schemas.microsoft.com/office/word/2016/wordml/cid" xmlns:w16="http://schemas.microsoft.com/office/word/2018/wordml" xmlns:w16du="http://schemas.microsoft.com/office/word/2023/wordml/word16du" xmlns:w16sdtdh="http://schemas.microsoft.com/office/word/2020/wordml/sdtdatahash" xmlns:w16sdtfl="http://schemas.microsoft.com/office/word/2024/wordml/sdtformatlock" xmlns:w16se="http://schemas.microsoft.com/office/word/2015/wordml/symex" xmlns:wpg="http://schemas.microsoft.com/office/word/2010/wordprocessingGroup" xmlns:wpi="http://schemas.microsoft.com/office/word/2010/wordprocessingInk" xmlns:wne="http://schemas.microsoft.com/office/word/2006/wordml" xmlns:wps="http://schemas.microsoft.com/office/word/2010/wordprocessingShape" mc:Ignorable="w14 w15 w16se w16cid w16 w16cex w16sdtdh w16sdtfl w16du wp14">
+<w:ftr xmlns:wpc="http://schemas.microsoft.com/office/word/2010/wordprocessingCanvas" xmlns:cx="http://schemas.microsoft.com/office/drawing/2014/chartex" xmlns:cx1="http://schemas.microsoft.com/office/drawing/2015/9/8/chartex" xmlns:cx2="http://schemas.microsoft.com/office/drawing/2015/10/21/chartex" xmlns:cx3="http://schemas.microsoft.com/office/drawing/2016/5/9/chartex" xmlns:cx4="http://schemas.microsoft.com/office/drawing/2016/5/10/chartex" xmlns:cx5="http://schemas.microsoft.com/office/drawing/2016/5/11/chartex" xmlns:cx6="http://schemas.microsoft.com/office/drawing/2016/5/12/chartex" xmlns:cx7="http://schemas.microsoft.com/office/drawing/2016/5/13/chartex" xmlns:cx8="http://schemas.microsoft.com/office/drawing/2016/5/14/chartex" xmlns:mc="http://schemas.openxmlformats.org/markup-compatibility/2006" xmlns:aink="http://schemas.microsoft.com/office/drawing/2016/ink" xmlns:am3d="http://schemas.microsoft.com/office/drawing/2017/model3d" xmlns:o="urn:schemas-microsoft-com:office:office" xmlns:oel="http://schemas.microsoft.com/office/2019/extlst" xmlns:r="http://schemas.openxmlformats.org/officeDocument/2006/relationships" xmlns:m="http://schemas.openxmlformats.org/officeDocument/2006/math" xmlns:v="urn:schemas-microsoft-com:vml" xmlns:wp14="http://schemas.microsoft.com/office/word/2010/wordprocessingDrawing" xmlns:wp="http://schemas.openxmlformats.org/drawingml/2006/wordprocessingDrawing" xmlns:w10="urn:schemas-microsoft-com:office:word" xmlns:w="http://schemas.openxmlformats.org/wordprocessingml/2006/main" xmlns:w14="http://schemas.microsoft.com/office/word/2010/wordml" xmlns:w15="http://schemas.microsoft.com/office/word/2012/wordml" xmlns:w16cei="http://schemas.microsoft.com/office/word/2026/wordml/cei" xmlns:w16cex="http://schemas.microsoft.com/office/word/2018/wordml/cex" xmlns:w16cid="http://schemas.microsoft.com/office/word/2016/wordml/cid" xmlns:w16="http://schemas.microsoft.com/office/word/2018/wordml" xmlns:w16du="http://schemas.microsoft.com/office/word/2023/wordml/word16du" xmlns:w16sdtdh="http://schemas.microsoft.com/office/word/2020/wordml/sdtdatahash" xmlns:w16sdtfl="http://schemas.microsoft.com/office/word/2024/wordml/sdtformatlock" xmlns:w16se="http://schemas.microsoft.com/office/word/2015/wordml/symex" xmlns:wpg="http://schemas.microsoft.com/office/word/2010/wordprocessingGroup" xmlns:wpi="http://schemas.microsoft.com/office/word/2010/wordprocessingInk" xmlns:wne="http://schemas.microsoft.com/office/word/2006/wordml" xmlns:wps="http://schemas.microsoft.com/office/word/2010/wordprocessingShape" mc:Ignorable="w14 w15 w16se w16cid w16 w16cex w16sdtdh w16sdtfl w16du wp14">
   <w:sdt>
     <w:sdtPr>
       <w:rPr>
@@ -213,6 +160,7 @@
         <w:r>
           <w:rPr>
             <w:rStyle w:val="PageNumber"/>
+            <w:rFonts w:ascii="Aptos" w:eastAsia="Aptos" w:hAnsi="Aptos" w:cs="Aptos"/>
             <w:noProof/>
           </w:rPr>
           <w:t>10</w:t>
@@ -236,27 +184,53 @@
 </file>
 
 <file path=word/footer2.xml><?xml version="1.0" encoding="utf-8"?>
-<w:ftr xmlns:wpc="http://schemas.microsoft.com/office/word/2010/wordprocessingCanvas" xmlns:cx="http://schemas.microsoft.com/office/drawing/2014/chartex" xmlns:cx1="http://schemas.microsoft.com/office/drawing/2015/9/8/chartex" xmlns:cx2="http://schemas.microsoft.com/office/drawing/2015/10/21/chartex" xmlns:cx3="http://schemas.microsoft.com/office/drawing/2016/5/9/chartex" xmlns:cx4="http://schemas.microsoft.com/office/drawing/2016/5/10/chartex" xmlns:cx5="http://schemas.microsoft.com/office/drawing/2016/5/11/chartex" xmlns:cx6="http://schemas.microsoft.com/office/drawing/2016/5/12/chartex" xmlns:cx7="http://schemas.microsoft.com/office/drawing/2016/5/13/chartex" xmlns:cx8="http://schemas.microsoft.com/office/drawing/2016/5/14/chartex" xmlns:mc="http://schemas.openxmlformats.org/markup-compatibility/2006" xmlns:aink="http://schemas.microsoft.com/office/drawing/2016/ink" xmlns:am3d="http://schemas.microsoft.com/office/drawing/2017/model3d" xmlns:o="urn:schemas-microsoft-com:office:office" xmlns:oel="http://schemas.microsoft.com/office/2019/extlst" xmlns:r="http://schemas.openxmlformats.org/officeDocument/2006/relationships" xmlns:m="http://schemas.openxmlformats.org/officeDocument/2006/math" xmlns:v="urn:schemas-microsoft-com:vml" xmlns:wp14="http://schemas.microsoft.com/office/word/2010/wordprocessingDrawing" xmlns:wp="http://schemas.openxmlformats.org/drawingml/2006/wordprocessingDrawing" xmlns:w10="urn:schemas-microsoft-com:office:word" xmlns:w="http://schemas.openxmlformats.org/wordprocessingml/2006/main" xmlns:w14="http://schemas.microsoft.com/office/word/2010/wordml" xmlns:w15="http://schemas.microsoft.com/office/word/2012/wordml" xmlns:w16cex="http://schemas.microsoft.com/office/word/2018/wordml/cex" xmlns:w16cid="http://schemas.microsoft.com/office/word/2016/wordml/cid" xmlns:w16="http://schemas.microsoft.com/office/word/2018/wordml" xmlns:w16du="http://schemas.microsoft.com/office/word/2023/wordml/word16du" xmlns:w16sdtdh="http://schemas.microsoft.com/office/word/2020/wordml/sdtdatahash" xmlns:w16sdtfl="http://schemas.microsoft.com/office/word/2024/wordml/sdtformatlock" xmlns:w16se="http://schemas.microsoft.com/office/word/2015/wordml/symex" xmlns:wpg="http://schemas.microsoft.com/office/word/2010/wordprocessingGroup" xmlns:wpi="http://schemas.microsoft.com/office/word/2010/wordprocessingInk" xmlns:wne="http://schemas.microsoft.com/office/word/2006/wordml" xmlns:wps="http://schemas.microsoft.com/office/word/2010/wordprocessingShape" mc:Ignorable="w14 w15 w16se w16cid w16 w16cex w16sdtdh w16sdtfl w16du wp14">
+<w:ftr xmlns:wpc="http://schemas.microsoft.com/office/word/2010/wordprocessingCanvas" xmlns:cx="http://schemas.microsoft.com/office/drawing/2014/chartex" xmlns:cx1="http://schemas.microsoft.com/office/drawing/2015/9/8/chartex" xmlns:cx2="http://schemas.microsoft.com/office/drawing/2015/10/21/chartex" xmlns:cx3="http://schemas.microsoft.com/office/drawing/2016/5/9/chartex" xmlns:cx4="http://schemas.microsoft.com/office/drawing/2016/5/10/chartex" xmlns:cx5="http://schemas.microsoft.com/office/drawing/2016/5/11/chartex" xmlns:cx6="http://schemas.microsoft.com/office/drawing/2016/5/12/chartex" xmlns:cx7="http://schemas.microsoft.com/office/drawing/2016/5/13/chartex" xmlns:cx8="http://schemas.microsoft.com/office/drawing/2016/5/14/chartex" xmlns:mc="http://schemas.openxmlformats.org/markup-compatibility/2006" xmlns:aink="http://schemas.microsoft.com/office/drawing/2016/ink" xmlns:am3d="http://schemas.microsoft.com/office/drawing/2017/model3d" xmlns:o="urn:schemas-microsoft-com:office:office" xmlns:oel="http://schemas.microsoft.com/office/2019/extlst" xmlns:r="http://schemas.openxmlformats.org/officeDocument/2006/relationships" xmlns:m="http://schemas.openxmlformats.org/officeDocument/2006/math" xmlns:v="urn:schemas-microsoft-com:vml" xmlns:wp14="http://schemas.microsoft.com/office/word/2010/wordprocessingDrawing" xmlns:wp="http://schemas.openxmlformats.org/drawingml/2006/wordprocessingDrawing" xmlns:w10="urn:schemas-microsoft-com:office:word" xmlns:w="http://schemas.openxmlformats.org/wordprocessingml/2006/main" xmlns:w14="http://schemas.microsoft.com/office/word/2010/wordml" xmlns:w15="http://schemas.microsoft.com/office/word/2012/wordml" xmlns:w16cei="http://schemas.microsoft.com/office/word/2026/wordml/cei" xmlns:w16cex="http://schemas.microsoft.com/office/word/2018/wordml/cex" xmlns:w16cid="http://schemas.microsoft.com/office/word/2016/wordml/cid" xmlns:w16="http://schemas.microsoft.com/office/word/2018/wordml" xmlns:w16du="http://schemas.microsoft.com/office/word/2023/wordml/word16du" xmlns:w16sdtdh="http://schemas.microsoft.com/office/word/2020/wordml/sdtdatahash" xmlns:w16sdtfl="http://schemas.microsoft.com/office/word/2024/wordml/sdtformatlock" xmlns:w16se="http://schemas.microsoft.com/office/word/2015/wordml/symex" xmlns:wpg="http://schemas.microsoft.com/office/word/2010/wordprocessingGroup" xmlns:wpi="http://schemas.microsoft.com/office/word/2010/wordprocessingInk" xmlns:wne="http://schemas.microsoft.com/office/word/2006/wordml" xmlns:wps="http://schemas.microsoft.com/office/word/2010/wordprocessingShape" mc:Ignorable="w14 w15 w16se w16cid w16 w16cex w16sdtdh w16sdtfl w16du wp14">
   <w:p>
     <w:pPr>
-      <w:pStyle w:val="Footer"/>
       <w:ind w:right="360"/>
-      <w:jc w:val="left"/>
       <w:rPr>
         <w:sz w:val="16"/>
         <w:szCs w:val="16"/>
       </w:rPr>
     </w:pPr>
     <w:r>
+      <w:rPr>
+        <w:rFonts w:ascii="Aptos" w:hAnsi="Aptos"/>
+        <w:sz w:val="18"/>
+      </w:rPr>
       <w:t xml:space="preserve">From J.M. Larson and H.L. Stedge, </w:t>
     </w:r>
     <w:r>
       <w:rPr>
+        <w:rFonts w:ascii="Aptos" w:hAnsi="Aptos"/>
         <w:i/>
+        <w:sz w:val="18"/>
       </w:rPr>
-      <w:t>Clinical Simulations for the Athletic Trainer HKPropel Access</w:t>
+      <w:t xml:space="preserve">Clinical Simulations for the Athletic Trainer </w:t>
+    </w:r>
+    <w:proofErr w:type="spellStart"/>
+    <w:r>
+      <w:rPr>
+        <w:rFonts w:ascii="Aptos" w:hAnsi="Aptos"/>
+        <w:i/>
+        <w:sz w:val="18"/>
+      </w:rPr>
+      <w:t>HKPropel</w:t>
+    </w:r>
+    <w:proofErr w:type="spellEnd"/>
+    <w:r>
+      <w:rPr>
+        <w:rFonts w:ascii="Aptos" w:hAnsi="Aptos"/>
+        <w:i/>
+        <w:sz w:val="18"/>
+      </w:rPr>
+      <w:t xml:space="preserve"> Access</w:t>
     </w:r>
     <w:r>
+      <w:rPr>
+        <w:rFonts w:ascii="Aptos" w:hAnsi="Aptos"/>
+        <w:sz w:val="18"/>
+      </w:rPr>
       <w:t xml:space="preserve"> (Human Kinetics, 2027).</w:t>
     </w:r>
   </w:p>
@@ -264,7 +238,7 @@
 </file>
 
 <file path=word/footnotes.xml><?xml version="1.0" encoding="utf-8"?>
-<w:footnotes xmlns:wpc="http://schemas.microsoft.com/office/word/2010/wordprocessingCanvas" xmlns:cx="http://schemas.microsoft.com/office/drawing/2014/chartex" xmlns:cx1="http://schemas.microsoft.com/office/drawing/2015/9/8/chartex" xmlns:cx2="http://schemas.microsoft.com/office/drawing/2015/10/21/chartex" xmlns:cx3="http://schemas.microsoft.com/office/drawing/2016/5/9/chartex" xmlns:cx4="http://schemas.microsoft.com/office/drawing/2016/5/10/chartex" xmlns:cx5="http://schemas.microsoft.com/office/drawing/2016/5/11/chartex" xmlns:cx6="http://schemas.microsoft.com/office/drawing/2016/5/12/chartex" xmlns:cx7="http://schemas.microsoft.com/office/drawing/2016/5/13/chartex" xmlns:cx8="http://schemas.microsoft.com/office/drawing/2016/5/14/chartex" xmlns:mc="http://schemas.openxmlformats.org/markup-compatibility/2006" xmlns:aink="http://schemas.microsoft.com/office/drawing/2016/ink" xmlns:am3d="http://schemas.microsoft.com/office/drawing/2017/model3d" xmlns:o="urn:schemas-microsoft-com:office:office" xmlns:oel="http://schemas.microsoft.com/office/2019/extlst" xmlns:r="http://schemas.openxmlformats.org/officeDocument/2006/relationships" xmlns:m="http://schemas.openxmlformats.org/officeDocument/2006/math" xmlns:v="urn:schemas-microsoft-com:vml" xmlns:wp14="http://schemas.microsoft.com/office/word/2010/wordprocessingDrawing" xmlns:wp="http://schemas.openxmlformats.org/drawingml/2006/wordprocessingDrawing" xmlns:w10="urn:schemas-microsoft-com:office:word" xmlns:w="http://schemas.openxmlformats.org/wordprocessingml/2006/main" xmlns:w14="http://schemas.microsoft.com/office/word/2010/wordml" xmlns:w15="http://schemas.microsoft.com/office/word/2012/wordml" xmlns:w16cex="http://schemas.microsoft.com/office/word/2018/wordml/cex" xmlns:w16cid="http://schemas.microsoft.com/office/word/2016/wordml/cid" xmlns:w16="http://schemas.microsoft.com/office/word/2018/wordml" xmlns:w16du="http://schemas.microsoft.com/office/word/2023/wordml/word16du" xmlns:w16sdtdh="http://schemas.microsoft.com/office/word/2020/wordml/sdtdatahash" xmlns:w16sdtfl="http://schemas.microsoft.com/office/word/2024/wordml/sdtformatlock" xmlns:w16se="http://schemas.microsoft.com/office/word/2015/wordml/symex" xmlns:wpg="http://schemas.microsoft.com/office/word/2010/wordprocessingGroup" xmlns:wpi="http://schemas.microsoft.com/office/word/2010/wordprocessingInk" xmlns:wne="http://schemas.microsoft.com/office/word/2006/wordml" xmlns:wps="http://schemas.microsoft.com/office/word/2010/wordprocessingShape" mc:Ignorable="w14 w15 w16se w16cid w16 w16cex w16sdtdh w16sdtfl w16du wp14">
+<w:footnotes xmlns:wpc="http://schemas.microsoft.com/office/word/2010/wordprocessingCanvas" xmlns:cx="http://schemas.microsoft.com/office/drawing/2014/chartex" xmlns:cx1="http://schemas.microsoft.com/office/drawing/2015/9/8/chartex" xmlns:cx2="http://schemas.microsoft.com/office/drawing/2015/10/21/chartex" xmlns:cx3="http://schemas.microsoft.com/office/drawing/2016/5/9/chartex" xmlns:cx4="http://schemas.microsoft.com/office/drawing/2016/5/10/chartex" xmlns:cx5="http://schemas.microsoft.com/office/drawing/2016/5/11/chartex" xmlns:cx6="http://schemas.microsoft.com/office/drawing/2016/5/12/chartex" xmlns:cx7="http://schemas.microsoft.com/office/drawing/2016/5/13/chartex" xmlns:cx8="http://schemas.microsoft.com/office/drawing/2016/5/14/chartex" xmlns:mc="http://schemas.openxmlformats.org/markup-compatibility/2006" xmlns:aink="http://schemas.microsoft.com/office/drawing/2016/ink" xmlns:am3d="http://schemas.microsoft.com/office/drawing/2017/model3d" xmlns:o="urn:schemas-microsoft-com:office:office" xmlns:oel="http://schemas.microsoft.com/office/2019/extlst" xmlns:r="http://schemas.openxmlformats.org/officeDocument/2006/relationships" xmlns:m="http://schemas.openxmlformats.org/officeDocument/2006/math" xmlns:v="urn:schemas-microsoft-com:vml" xmlns:wp14="http://schemas.microsoft.com/office/word/2010/wordprocessingDrawing" xmlns:wp="http://schemas.openxmlformats.org/drawingml/2006/wordprocessingDrawing" xmlns:w10="urn:schemas-microsoft-com:office:word" xmlns:w="http://schemas.openxmlformats.org/wordprocessingml/2006/main" xmlns:w14="http://schemas.microsoft.com/office/word/2010/wordml" xmlns:w15="http://schemas.microsoft.com/office/word/2012/wordml" xmlns:w16cei="http://schemas.microsoft.com/office/word/2026/wordml/cei" xmlns:w16cex="http://schemas.microsoft.com/office/word/2018/wordml/cex" xmlns:w16cid="http://schemas.microsoft.com/office/word/2016/wordml/cid" xmlns:w16="http://schemas.microsoft.com/office/word/2018/wordml" xmlns:w16du="http://schemas.microsoft.com/office/word/2023/wordml/word16du" xmlns:w16sdtdh="http://schemas.microsoft.com/office/word/2020/wordml/sdtdatahash" xmlns:w16sdtfl="http://schemas.microsoft.com/office/word/2024/wordml/sdtformatlock" xmlns:w16se="http://schemas.microsoft.com/office/word/2015/wordml/symex" xmlns:wpg="http://schemas.microsoft.com/office/word/2010/wordprocessingGroup" xmlns:wpi="http://schemas.microsoft.com/office/word/2010/wordprocessingInk" xmlns:wne="http://schemas.microsoft.com/office/word/2006/wordml" xmlns:wps="http://schemas.microsoft.com/office/word/2010/wordprocessingShape" mc:Ignorable="w14 w15 w16se w16cid w16 w16cex w16sdtdh w16sdtfl w16du wp14">
   <w:footnote w:type="separator" w:id="-1">
     <w:p>
       <w:r>
@@ -283,7 +257,7 @@
 </file>
 
 <file path=word/header1.xml><?xml version="1.0" encoding="utf-8"?>
-<w:hdr xmlns:wpc="http://schemas.microsoft.com/office/word/2010/wordprocessingCanvas" xmlns:cx="http://schemas.microsoft.com/office/drawing/2014/chartex" xmlns:cx1="http://schemas.microsoft.com/office/drawing/2015/9/8/chartex" xmlns:cx2="http://schemas.microsoft.com/office/drawing/2015/10/21/chartex" xmlns:cx3="http://schemas.microsoft.com/office/drawing/2016/5/9/chartex" xmlns:cx4="http://schemas.microsoft.com/office/drawing/2016/5/10/chartex" xmlns:cx5="http://schemas.microsoft.com/office/drawing/2016/5/11/chartex" xmlns:cx6="http://schemas.microsoft.com/office/drawing/2016/5/12/chartex" xmlns:cx7="http://schemas.microsoft.com/office/drawing/2016/5/13/chartex" xmlns:cx8="http://schemas.microsoft.com/office/drawing/2016/5/14/chartex" xmlns:mc="http://schemas.openxmlformats.org/markup-compatibility/2006" xmlns:aink="http://schemas.microsoft.com/office/drawing/2016/ink" xmlns:am3d="http://schemas.microsoft.com/office/drawing/2017/model3d" xmlns:o="urn:schemas-microsoft-com:office:office" xmlns:oel="http://schemas.microsoft.com/office/2019/extlst" xmlns:r="http://schemas.openxmlformats.org/officeDocument/2006/relationships" xmlns:m="http://schemas.openxmlformats.org/officeDocument/2006/math" xmlns:v="urn:schemas-microsoft-com:vml" xmlns:wp14="http://schemas.microsoft.com/office/word/2010/wordprocessingDrawing" xmlns:wp="http://schemas.openxmlformats.org/drawingml/2006/wordprocessingDrawing" xmlns:w10="urn:schemas-microsoft-com:office:word" xmlns:w="http://schemas.openxmlformats.org/wordprocessingml/2006/main" xmlns:w14="http://schemas.microsoft.com/office/word/2010/wordml" xmlns:w15="http://schemas.microsoft.com/office/word/2012/wordml" xmlns:w16cex="http://schemas.microsoft.com/office/word/2018/wordml/cex" xmlns:w16cid="http://schemas.microsoft.com/office/word/2016/wordml/cid" xmlns:w16="http://schemas.microsoft.com/office/word/2018/wordml" xmlns:w16du="http://schemas.microsoft.com/office/word/2023/wordml/word16du" xmlns:w16sdtdh="http://schemas.microsoft.com/office/word/2020/wordml/sdtdatahash" xmlns:w16sdtfl="http://schemas.microsoft.com/office/word/2024/wordml/sdtformatlock" xmlns:w16se="http://schemas.microsoft.com/office/word/2015/wordml/symex" xmlns:wpg="http://schemas.microsoft.com/office/word/2010/wordprocessingGroup" xmlns:wpi="http://schemas.microsoft.com/office/word/2010/wordprocessingInk" xmlns:wne="http://schemas.microsoft.com/office/word/2006/wordml" xmlns:wps="http://schemas.microsoft.com/office/word/2010/wordprocessingShape" mc:Ignorable="w14 w15 w16se w16cid w16 w16cex w16sdtdh w16sdtfl w16du wp14">
+<w:hdr xmlns:wpc="http://schemas.microsoft.com/office/word/2010/wordprocessingCanvas" xmlns:cx="http://schemas.microsoft.com/office/drawing/2014/chartex" xmlns:cx1="http://schemas.microsoft.com/office/drawing/2015/9/8/chartex" xmlns:cx2="http://schemas.microsoft.com/office/drawing/2015/10/21/chartex" xmlns:cx3="http://schemas.microsoft.com/office/drawing/2016/5/9/chartex" xmlns:cx4="http://schemas.microsoft.com/office/drawing/2016/5/10/chartex" xmlns:cx5="http://schemas.microsoft.com/office/drawing/2016/5/11/chartex" xmlns:cx6="http://schemas.microsoft.com/office/drawing/2016/5/12/chartex" xmlns:cx7="http://schemas.microsoft.com/office/drawing/2016/5/13/chartex" xmlns:cx8="http://schemas.microsoft.com/office/drawing/2016/5/14/chartex" xmlns:mc="http://schemas.openxmlformats.org/markup-compatibility/2006" xmlns:aink="http://schemas.microsoft.com/office/drawing/2016/ink" xmlns:am3d="http://schemas.microsoft.com/office/drawing/2017/model3d" xmlns:o="urn:schemas-microsoft-com:office:office" xmlns:oel="http://schemas.microsoft.com/office/2019/extlst" xmlns:r="http://schemas.openxmlformats.org/officeDocument/2006/relationships" xmlns:m="http://schemas.openxmlformats.org/officeDocument/2006/math" xmlns:v="urn:schemas-microsoft-com:vml" xmlns:wp14="http://schemas.microsoft.com/office/word/2010/wordprocessingDrawing" xmlns:wp="http://schemas.openxmlformats.org/drawingml/2006/wordprocessingDrawing" xmlns:w10="urn:schemas-microsoft-com:office:word" xmlns:w="http://schemas.openxmlformats.org/wordprocessingml/2006/main" xmlns:w14="http://schemas.microsoft.com/office/word/2010/wordml" xmlns:w15="http://schemas.microsoft.com/office/word/2012/wordml" xmlns:w16cei="http://schemas.microsoft.com/office/word/2026/wordml/cei" xmlns:w16cex="http://schemas.microsoft.com/office/word/2018/wordml/cex" xmlns:w16cid="http://schemas.microsoft.com/office/word/2016/wordml/cid" xmlns:w16="http://schemas.microsoft.com/office/word/2018/wordml" xmlns:w16du="http://schemas.microsoft.com/office/word/2023/wordml/word16du" xmlns:w16sdtdh="http://schemas.microsoft.com/office/word/2020/wordml/sdtdatahash" xmlns:w16sdtfl="http://schemas.microsoft.com/office/word/2024/wordml/sdtformatlock" xmlns:w16se="http://schemas.microsoft.com/office/word/2015/wordml/symex" xmlns:wpg="http://schemas.microsoft.com/office/word/2010/wordprocessingGroup" xmlns:wpi="http://schemas.microsoft.com/office/word/2010/wordprocessingInk" xmlns:wne="http://schemas.microsoft.com/office/word/2006/wordml" xmlns:wps="http://schemas.microsoft.com/office/word/2010/wordprocessingShape" mc:Ignorable="w14 w15 w16se w16cid w16 w16cex w16sdtdh w16sdtfl w16du wp14">
   <w:p>
     <w:pPr>
       <w:pStyle w:val="Header"/>
@@ -293,7 +267,7 @@
 </file>
 
 <file path=word/header2.xml><?xml version="1.0" encoding="utf-8"?>
-<w:hdr xmlns:wpc="http://schemas.microsoft.com/office/word/2010/wordprocessingCanvas" xmlns:cx="http://schemas.microsoft.com/office/drawing/2014/chartex" xmlns:cx1="http://schemas.microsoft.com/office/drawing/2015/9/8/chartex" xmlns:cx2="http://schemas.microsoft.com/office/drawing/2015/10/21/chartex" xmlns:cx3="http://schemas.microsoft.com/office/drawing/2016/5/9/chartex" xmlns:cx4="http://schemas.microsoft.com/office/drawing/2016/5/10/chartex" xmlns:cx5="http://schemas.microsoft.com/office/drawing/2016/5/11/chartex" xmlns:cx6="http://schemas.microsoft.com/office/drawing/2016/5/12/chartex" xmlns:cx7="http://schemas.microsoft.com/office/drawing/2016/5/13/chartex" xmlns:cx8="http://schemas.microsoft.com/office/drawing/2016/5/14/chartex" xmlns:mc="http://schemas.openxmlformats.org/markup-compatibility/2006" xmlns:aink="http://schemas.microsoft.com/office/drawing/2016/ink" xmlns:am3d="http://schemas.microsoft.com/office/drawing/2017/model3d" xmlns:o="urn:schemas-microsoft-com:office:office" xmlns:oel="http://schemas.microsoft.com/office/2019/extlst" xmlns:r="http://schemas.openxmlformats.org/officeDocument/2006/relationships" xmlns:m="http://schemas.openxmlformats.org/officeDocument/2006/math" xmlns:v="urn:schemas-microsoft-com:vml" xmlns:wp14="http://schemas.microsoft.com/office/word/2010/wordprocessingDrawing" xmlns:wp="http://schemas.openxmlformats.org/drawingml/2006/wordprocessingDrawing" xmlns:w10="urn:schemas-microsoft-com:office:word" xmlns:w="http://schemas.openxmlformats.org/wordprocessingml/2006/main" xmlns:w14="http://schemas.microsoft.com/office/word/2010/wordml" xmlns:w15="http://schemas.microsoft.com/office/word/2012/wordml" xmlns:w16cex="http://schemas.microsoft.com/office/word/2018/wordml/cex" xmlns:w16cid="http://schemas.microsoft.com/office/word/2016/wordml/cid" xmlns:w16="http://schemas.microsoft.com/office/word/2018/wordml" xmlns:w16du="http://schemas.microsoft.com/office/word/2023/wordml/word16du" xmlns:w16sdtdh="http://schemas.microsoft.com/office/word/2020/wordml/sdtdatahash" xmlns:w16sdtfl="http://schemas.microsoft.com/office/word/2024/wordml/sdtformatlock" xmlns:w16se="http://schemas.microsoft.com/office/word/2015/wordml/symex" xmlns:wpg="http://schemas.microsoft.com/office/word/2010/wordprocessingGroup" xmlns:wpi="http://schemas.microsoft.com/office/word/2010/wordprocessingInk" xmlns:wne="http://schemas.microsoft.com/office/word/2006/wordml" xmlns:wps="http://schemas.microsoft.com/office/word/2010/wordprocessingShape" mc:Ignorable="w14 w15 w16se w16cid w16 w16cex w16sdtdh w16sdtfl w16du wp14">
+<w:hdr xmlns:wpc="http://schemas.microsoft.com/office/word/2010/wordprocessingCanvas" xmlns:cx="http://schemas.microsoft.com/office/drawing/2014/chartex" xmlns:cx1="http://schemas.microsoft.com/office/drawing/2015/9/8/chartex" xmlns:cx2="http://schemas.microsoft.com/office/drawing/2015/10/21/chartex" xmlns:cx3="http://schemas.microsoft.com/office/drawing/2016/5/9/chartex" xmlns:cx4="http://schemas.microsoft.com/office/drawing/2016/5/10/chartex" xmlns:cx5="http://schemas.microsoft.com/office/drawing/2016/5/11/chartex" xmlns:cx6="http://schemas.microsoft.com/office/drawing/2016/5/12/chartex" xmlns:cx7="http://schemas.microsoft.com/office/drawing/2016/5/13/chartex" xmlns:cx8="http://schemas.microsoft.com/office/drawing/2016/5/14/chartex" xmlns:mc="http://schemas.openxmlformats.org/markup-compatibility/2006" xmlns:aink="http://schemas.microsoft.com/office/drawing/2016/ink" xmlns:am3d="http://schemas.microsoft.com/office/drawing/2017/model3d" xmlns:o="urn:schemas-microsoft-com:office:office" xmlns:oel="http://schemas.microsoft.com/office/2019/extlst" xmlns:r="http://schemas.openxmlformats.org/officeDocument/2006/relationships" xmlns:m="http://schemas.openxmlformats.org/officeDocument/2006/math" xmlns:v="urn:schemas-microsoft-com:vml" xmlns:wp14="http://schemas.microsoft.com/office/word/2010/wordprocessingDrawing" xmlns:wp="http://schemas.openxmlformats.org/drawingml/2006/wordprocessingDrawing" xmlns:w10="urn:schemas-microsoft-com:office:word" xmlns:w="http://schemas.openxmlformats.org/wordprocessingml/2006/main" xmlns:w14="http://schemas.microsoft.com/office/word/2010/wordml" xmlns:w15="http://schemas.microsoft.com/office/word/2012/wordml" xmlns:w16cei="http://schemas.microsoft.com/office/word/2026/wordml/cei" xmlns:w16cex="http://schemas.microsoft.com/office/word/2018/wordml/cex" xmlns:w16cid="http://schemas.microsoft.com/office/word/2016/wordml/cid" xmlns:w16="http://schemas.microsoft.com/office/word/2018/wordml" xmlns:w16du="http://schemas.microsoft.com/office/word/2023/wordml/word16du" xmlns:w16sdtdh="http://schemas.microsoft.com/office/word/2020/wordml/sdtdatahash" xmlns:w16sdtfl="http://schemas.microsoft.com/office/word/2024/wordml/sdtformatlock" xmlns:w16se="http://schemas.microsoft.com/office/word/2015/wordml/symex" xmlns:wpg="http://schemas.microsoft.com/office/word/2010/wordprocessingGroup" xmlns:wpi="http://schemas.microsoft.com/office/word/2010/wordprocessingInk" xmlns:wne="http://schemas.microsoft.com/office/word/2006/wordml" xmlns:wps="http://schemas.microsoft.com/office/word/2010/wordprocessingShape" mc:Ignorable="w14 w15 w16se w16cid w16 w16cex w16sdtdh w16sdtfl w16du wp14">
   <w:p>
     <w:pPr>
       <w:pStyle w:val="Header"/>
@@ -303,7 +277,7 @@
 </file>
 
 <file path=word/header3.xml><?xml version="1.0" encoding="utf-8"?>
-<w:hdr xmlns:wpc="http://schemas.microsoft.com/office/word/2010/wordprocessingCanvas" xmlns:cx="http://schemas.microsoft.com/office/drawing/2014/chartex" xmlns:cx1="http://schemas.microsoft.com/office/drawing/2015/9/8/chartex" xmlns:cx2="http://schemas.microsoft.com/office/drawing/2015/10/21/chartex" xmlns:cx3="http://schemas.microsoft.com/office/drawing/2016/5/9/chartex" xmlns:cx4="http://schemas.microsoft.com/office/drawing/2016/5/10/chartex" xmlns:cx5="http://schemas.microsoft.com/office/drawing/2016/5/11/chartex" xmlns:cx6="http://schemas.microsoft.com/office/drawing/2016/5/12/chartex" xmlns:cx7="http://schemas.microsoft.com/office/drawing/2016/5/13/chartex" xmlns:cx8="http://schemas.microsoft.com/office/drawing/2016/5/14/chartex" xmlns:mc="http://schemas.openxmlformats.org/markup-compatibility/2006" xmlns:aink="http://schemas.microsoft.com/office/drawing/2016/ink" xmlns:am3d="http://schemas.microsoft.com/office/drawing/2017/model3d" xmlns:o="urn:schemas-microsoft-com:office:office" xmlns:oel="http://schemas.microsoft.com/office/2019/extlst" xmlns:r="http://schemas.openxmlformats.org/officeDocument/2006/relationships" xmlns:m="http://schemas.openxmlformats.org/officeDocument/2006/math" xmlns:v="urn:schemas-microsoft-com:vml" xmlns:wp14="http://schemas.microsoft.com/office/word/2010/wordprocessingDrawing" xmlns:wp="http://schemas.openxmlformats.org/drawingml/2006/wordprocessingDrawing" xmlns:w10="urn:schemas-microsoft-com:office:word" xmlns:w="http://schemas.openxmlformats.org/wordprocessingml/2006/main" xmlns:w14="http://schemas.microsoft.com/office/word/2010/wordml" xmlns:w15="http://schemas.microsoft.com/office/word/2012/wordml" xmlns:w16cex="http://schemas.microsoft.com/office/word/2018/wordml/cex" xmlns:w16cid="http://schemas.microsoft.com/office/word/2016/wordml/cid" xmlns:w16="http://schemas.microsoft.com/office/word/2018/wordml" xmlns:w16du="http://schemas.microsoft.com/office/word/2023/wordml/word16du" xmlns:w16sdtdh="http://schemas.microsoft.com/office/word/2020/wordml/sdtdatahash" xmlns:w16sdtfl="http://schemas.microsoft.com/office/word/2024/wordml/sdtformatlock" xmlns:w16se="http://schemas.microsoft.com/office/word/2015/wordml/symex" xmlns:wpg="http://schemas.microsoft.com/office/word/2010/wordprocessingGroup" xmlns:wpi="http://schemas.microsoft.com/office/word/2010/wordprocessingInk" xmlns:wne="http://schemas.microsoft.com/office/word/2006/wordml" xmlns:wps="http://schemas.microsoft.com/office/word/2010/wordprocessingShape" mc:Ignorable="w14 w15 w16se w16cid w16 w16cex w16sdtdh w16sdtfl w16du wp14">
+<w:hdr xmlns:wpc="http://schemas.microsoft.com/office/word/2010/wordprocessingCanvas" xmlns:cx="http://schemas.microsoft.com/office/drawing/2014/chartex" xmlns:cx1="http://schemas.microsoft.com/office/drawing/2015/9/8/chartex" xmlns:cx2="http://schemas.microsoft.com/office/drawing/2015/10/21/chartex" xmlns:cx3="http://schemas.microsoft.com/office/drawing/2016/5/9/chartex" xmlns:cx4="http://schemas.microsoft.com/office/drawing/2016/5/10/chartex" xmlns:cx5="http://schemas.microsoft.com/office/drawing/2016/5/11/chartex" xmlns:cx6="http://schemas.microsoft.com/office/drawing/2016/5/12/chartex" xmlns:cx7="http://schemas.microsoft.com/office/drawing/2016/5/13/chartex" xmlns:cx8="http://schemas.microsoft.com/office/drawing/2016/5/14/chartex" xmlns:mc="http://schemas.openxmlformats.org/markup-compatibility/2006" xmlns:aink="http://schemas.microsoft.com/office/drawing/2016/ink" xmlns:am3d="http://schemas.microsoft.com/office/drawing/2017/model3d" xmlns:o="urn:schemas-microsoft-com:office:office" xmlns:oel="http://schemas.microsoft.com/office/2019/extlst" xmlns:r="http://schemas.openxmlformats.org/officeDocument/2006/relationships" xmlns:m="http://schemas.openxmlformats.org/officeDocument/2006/math" xmlns:v="urn:schemas-microsoft-com:vml" xmlns:wp14="http://schemas.microsoft.com/office/word/2010/wordprocessingDrawing" xmlns:wp="http://schemas.openxmlformats.org/drawingml/2006/wordprocessingDrawing" xmlns:w10="urn:schemas-microsoft-com:office:word" xmlns:w="http://schemas.openxmlformats.org/wordprocessingml/2006/main" xmlns:w14="http://schemas.microsoft.com/office/word/2010/wordml" xmlns:w15="http://schemas.microsoft.com/office/word/2012/wordml" xmlns:w16cei="http://schemas.microsoft.com/office/word/2026/wordml/cei" xmlns:w16cex="http://schemas.microsoft.com/office/word/2018/wordml/cex" xmlns:w16cid="http://schemas.microsoft.com/office/word/2016/wordml/cid" xmlns:w16="http://schemas.microsoft.com/office/word/2018/wordml" xmlns:w16du="http://schemas.microsoft.com/office/word/2023/wordml/word16du" xmlns:w16sdtdh="http://schemas.microsoft.com/office/word/2020/wordml/sdtdatahash" xmlns:w16sdtfl="http://schemas.microsoft.com/office/word/2024/wordml/sdtformatlock" xmlns:w16se="http://schemas.microsoft.com/office/word/2015/wordml/symex" xmlns:wpg="http://schemas.microsoft.com/office/word/2010/wordprocessingGroup" xmlns:wpi="http://schemas.microsoft.com/office/word/2010/wordprocessingInk" xmlns:wne="http://schemas.microsoft.com/office/word/2006/wordml" xmlns:wps="http://schemas.microsoft.com/office/word/2010/wordprocessingShape" mc:Ignorable="w14 w15 w16se w16cid w16 w16cex w16sdtdh w16sdtfl w16du wp14">
   <w:p>
     <w:pPr>
       <w:pStyle w:val="Header"/>
@@ -313,7 +287,7 @@
 </file>
 
 <file path=word/numbering.xml><?xml version="1.0" encoding="utf-8"?>
-<w:numbering xmlns:wpc="http://schemas.microsoft.com/office/word/2010/wordprocessingCanvas" xmlns:cx="http://schemas.microsoft.com/office/drawing/2014/chartex" xmlns:cx1="http://schemas.microsoft.com/office/drawing/2015/9/8/chartex" xmlns:cx2="http://schemas.microsoft.com/office/drawing/2015/10/21/chartex" xmlns:cx3="http://schemas.microsoft.com/office/drawing/2016/5/9/chartex" xmlns:cx4="http://schemas.microsoft.com/office/drawing/2016/5/10/chartex" xmlns:cx5="http://schemas.microsoft.com/office/drawing/2016/5/11/chartex" xmlns:cx6="http://schemas.microsoft.com/office/drawing/2016/5/12/chartex" xmlns:cx7="http://schemas.microsoft.com/office/drawing/2016/5/13/chartex" xmlns:cx8="http://schemas.microsoft.com/office/drawing/2016/5/14/chartex" xmlns:mc="http://schemas.openxmlformats.org/markup-compatibility/2006" xmlns:aink="http://schemas.microsoft.com/office/drawing/2016/ink" xmlns:am3d="http://schemas.microsoft.com/office/drawing/2017/model3d" xmlns:o="urn:schemas-microsoft-com:office:office" xmlns:oel="http://schemas.microsoft.com/office/2019/extlst" xmlns:r="http://schemas.openxmlformats.org/officeDocument/2006/relationships" xmlns:m="http://schemas.openxmlformats.org/officeDocument/2006/math" xmlns:v="urn:schemas-microsoft-com:vml" xmlns:wp14="http://schemas.microsoft.com/office/word/2010/wordprocessingDrawing" xmlns:wp="http://schemas.openxmlformats.org/drawingml/2006/wordprocessingDrawing" xmlns:w10="urn:schemas-microsoft-com:office:word" xmlns:w="http://schemas.openxmlformats.org/wordprocessingml/2006/main" xmlns:w14="http://schemas.microsoft.com/office/word/2010/wordml" xmlns:w15="http://schemas.microsoft.com/office/word/2012/wordml" xmlns:w16cex="http://schemas.microsoft.com/office/word/2018/wordml/cex" xmlns:w16cid="http://schemas.microsoft.com/office/word/2016/wordml/cid" xmlns:w16="http://schemas.microsoft.com/office/word/2018/wordml" xmlns:w16du="http://schemas.microsoft.com/office/word/2023/wordml/word16du" xmlns:w16sdtdh="http://schemas.microsoft.com/office/word/2020/wordml/sdtdatahash" xmlns:w16sdtfl="http://schemas.microsoft.com/office/word/2024/wordml/sdtformatlock" xmlns:w16se="http://schemas.microsoft.com/office/word/2015/wordml/symex" xmlns:wpg="http://schemas.microsoft.com/office/word/2010/wordprocessingGroup" xmlns:wpi="http://schemas.microsoft.com/office/word/2010/wordprocessingInk" xmlns:wne="http://schemas.microsoft.com/office/word/2006/wordml" xmlns:wps="http://schemas.microsoft.com/office/word/2010/wordprocessingShape" mc:Ignorable="w14 w15 w16se w16cid w16 w16cex w16sdtdh w16sdtfl w16du wp14">
+<w:numbering xmlns:wpc="http://schemas.microsoft.com/office/word/2010/wordprocessingCanvas" xmlns:cx="http://schemas.microsoft.com/office/drawing/2014/chartex" xmlns:cx1="http://schemas.microsoft.com/office/drawing/2015/9/8/chartex" xmlns:cx2="http://schemas.microsoft.com/office/drawing/2015/10/21/chartex" xmlns:cx3="http://schemas.microsoft.com/office/drawing/2016/5/9/chartex" xmlns:cx4="http://schemas.microsoft.com/office/drawing/2016/5/10/chartex" xmlns:cx5="http://schemas.microsoft.com/office/drawing/2016/5/11/chartex" xmlns:cx6="http://schemas.microsoft.com/office/drawing/2016/5/12/chartex" xmlns:cx7="http://schemas.microsoft.com/office/drawing/2016/5/13/chartex" xmlns:cx8="http://schemas.microsoft.com/office/drawing/2016/5/14/chartex" xmlns:mc="http://schemas.openxmlformats.org/markup-compatibility/2006" xmlns:aink="http://schemas.microsoft.com/office/drawing/2016/ink" xmlns:am3d="http://schemas.microsoft.com/office/drawing/2017/model3d" xmlns:o="urn:schemas-microsoft-com:office:office" xmlns:oel="http://schemas.microsoft.com/office/2019/extlst" xmlns:r="http://schemas.openxmlformats.org/officeDocument/2006/relationships" xmlns:m="http://schemas.openxmlformats.org/officeDocument/2006/math" xmlns:v="urn:schemas-microsoft-com:vml" xmlns:wp14="http://schemas.microsoft.com/office/word/2010/wordprocessingDrawing" xmlns:wp="http://schemas.openxmlformats.org/drawingml/2006/wordprocessingDrawing" xmlns:w10="urn:schemas-microsoft-com:office:word" xmlns:w="http://schemas.openxmlformats.org/wordprocessingml/2006/main" xmlns:w14="http://schemas.microsoft.com/office/word/2010/wordml" xmlns:w15="http://schemas.microsoft.com/office/word/2012/wordml" xmlns:w16cei="http://schemas.microsoft.com/office/word/2026/wordml/cei" xmlns:w16cex="http://schemas.microsoft.com/office/word/2018/wordml/cex" xmlns:w16cid="http://schemas.microsoft.com/office/word/2016/wordml/cid" xmlns:w16="http://schemas.microsoft.com/office/word/2018/wordml" xmlns:w16du="http://schemas.microsoft.com/office/word/2023/wordml/word16du" xmlns:w16sdtdh="http://schemas.microsoft.com/office/word/2020/wordml/sdtdatahash" xmlns:w16sdtfl="http://schemas.microsoft.com/office/word/2024/wordml/sdtformatlock" xmlns:w16se="http://schemas.microsoft.com/office/word/2015/wordml/symex" xmlns:wpg="http://schemas.microsoft.com/office/word/2010/wordprocessingGroup" xmlns:wpi="http://schemas.microsoft.com/office/word/2010/wordprocessingInk" xmlns:wne="http://schemas.microsoft.com/office/word/2006/wordml" xmlns:wps="http://schemas.microsoft.com/office/word/2010/wordprocessingShape" mc:Ignorable="w14 w15 w16se w16cid w16 w16cex w16sdtdh w16sdtfl w16du wp14">
   <w:abstractNum w:abstractNumId="0" w15:restartNumberingAfterBreak="0">
     <w:nsid w:val="B0872117"/>
     <w:multiLevelType w:val="hybridMultilevel"/>
@@ -7304,13 +7278,17 @@
   <w:docDefaults>
     <w:rPrDefault>
       <w:rPr>
-        <w:rFonts w:asciiTheme="minorHAnsi" w:eastAsiaTheme="minorHAnsi" w:hAnsiTheme="minorHAnsi" w:cstheme="minorBidi"/>
-        <w:sz w:val="24"/>
-        <w:szCs w:val="24"/>
+        <w:rFonts w:asciiTheme="minorHAnsi" w:eastAsiaTheme="minorEastAsia" w:hAnsiTheme="minorHAnsi" w:cstheme="minorBidi"/>
+        <w:sz w:val="22"/>
+        <w:szCs w:val="22"/>
         <w:lang w:val="en-US" w:eastAsia="en-US" w:bidi="ar-SA"/>
       </w:rPr>
     </w:rPrDefault>
-    <w:pPrDefault/>
+    <w:pPrDefault>
+      <w:pPr>
+        <w:spacing w:after="160" w:line="259" w:lineRule="auto"/>
+      </w:pPr>
+    </w:pPrDefault>
   </w:docDefaults>
   <w:latentStyles w:defLockedState="0" w:defUIPriority="99" w:defSemiHidden="0" w:defUnhideWhenUsed="0" w:defQFormat="0" w:count="376">
     <w:lsdException w:name="Normal" w:uiPriority="0" w:qFormat="1"/>
@@ -7379,7 +7357,7 @@
     <w:lsdException w:name="Closing" w:semiHidden="1" w:unhideWhenUsed="1"/>
     <w:lsdException w:name="Signature" w:semiHidden="1" w:unhideWhenUsed="1"/>
     <w:lsdException w:name="Default Paragraph Font" w:semiHidden="1" w:uiPriority="1" w:unhideWhenUsed="1"/>
-    <w:lsdException w:name="Body Text" w:semiHidden="1" w:uiPriority="1" w:unhideWhenUsed="1" w:qFormat="1"/>
+    <w:lsdException w:name="Body Text" w:semiHidden="1" w:uiPriority="1" w:unhideWhenUsed="1"/>
     <w:lsdException w:name="Body Text Indent" w:semiHidden="1" w:unhideWhenUsed="1"/>
     <w:lsdException w:name="List Continue" w:semiHidden="1" w:unhideWhenUsed="1"/>
     <w:lsdException w:name="List Continue 2" w:semiHidden="1" w:unhideWhenUsed="1"/>
@@ -7492,7 +7470,7 @@
     <w:lsdException w:name="Medium Shading 2 Accent 1" w:uiPriority="64"/>
     <w:lsdException w:name="Medium List 1 Accent 1" w:uiPriority="65"/>
     <w:lsdException w:name="Revision" w:semiHidden="1"/>
-    <w:lsdException w:name="List Paragraph" w:uiPriority="1" w:qFormat="1"/>
+    <w:lsdException w:name="List Paragraph" w:uiPriority="34" w:qFormat="1"/>
     <w:lsdException w:name="Quote" w:uiPriority="29" w:qFormat="1"/>
     <w:lsdException w:name="Intense Quote" w:uiPriority="30" w:qFormat="1"/>
     <w:lsdException w:name="Medium List 2 Accent 1" w:uiPriority="66"/>
@@ -7693,14 +7671,7 @@
   <w:style w:type="paragraph" w:default="1" w:styleId="Normal">
     <w:name w:val="Normal"/>
     <w:qFormat/>
-    <w:rsid w:val="003A621C"/>
-    <w:rPr>
-      <w:rFonts w:ascii="Calibri" w:eastAsia="Calibri" w:hAnsi="Calibri" w:cs="Times New Roman"/>
-      <w:kern w:val="2"/>
-      <w:sz w:val="22"/>
-      <w:szCs w:val="22"/>
-      <w14:ligatures w14:val="standardContextual"/>
-    </w:rPr>
+    <w:rsid w:val="009E0226"/>
   </w:style>
   <w:style w:type="paragraph" w:styleId="Heading1">
     <w:name w:val="heading 1"/>
@@ -7709,20 +7680,18 @@
     <w:link w:val="Heading1Char"/>
     <w:uiPriority w:val="9"/>
     <w:qFormat/>
-    <w:rsid w:val="00FC346F"/>
+    <w:rsid w:val="009E0226"/>
     <w:pPr>
       <w:keepNext/>
       <w:keepLines/>
-      <w:spacing w:before="240"/>
-      <w:jc w:val="center"/>
+      <w:spacing w:before="400" w:after="40" w:line="240" w:lineRule="auto"/>
       <w:outlineLvl w:val="0"/>
     </w:pPr>
     <w:rPr>
-      <w:rFonts w:ascii="Times New Roman" w:eastAsiaTheme="majorEastAsia" w:hAnsi="Times New Roman" w:cstheme="majorBidi"/>
-      <w:color w:val="2F5496" w:themeColor="accent1" w:themeShade="BF"/>
-      <w:kern w:val="0"/>
-      <w:szCs w:val="32"/>
-      <w14:ligatures w14:val="none"/>
+      <w:rFonts w:asciiTheme="majorHAnsi" w:eastAsiaTheme="majorEastAsia" w:hAnsiTheme="majorHAnsi" w:cstheme="majorBidi"/>
+      <w:color w:val="1F3864" w:themeColor="accent1" w:themeShade="80"/>
+      <w:sz w:val="36"/>
+      <w:szCs w:val="36"/>
     </w:rPr>
   </w:style>
   <w:style w:type="paragraph" w:styleId="Heading2">
@@ -7733,20 +7702,18 @@
     <w:uiPriority w:val="9"/>
     <w:unhideWhenUsed/>
     <w:qFormat/>
-    <w:rsid w:val="001A4C75"/>
+    <w:rsid w:val="009E0226"/>
     <w:pPr>
       <w:keepNext/>
       <w:keepLines/>
-      <w:spacing w:before="40"/>
+      <w:spacing w:before="40" w:after="0" w:line="240" w:lineRule="auto"/>
       <w:outlineLvl w:val="1"/>
     </w:pPr>
     <w:rPr>
       <w:rFonts w:asciiTheme="majorHAnsi" w:eastAsiaTheme="majorEastAsia" w:hAnsiTheme="majorHAnsi" w:cstheme="majorBidi"/>
       <w:color w:val="2F5496" w:themeColor="accent1" w:themeShade="BF"/>
-      <w:kern w:val="0"/>
-      <w:sz w:val="26"/>
-      <w:szCs w:val="26"/>
-      <w14:ligatures w14:val="none"/>
+      <w:sz w:val="32"/>
+      <w:szCs w:val="32"/>
     </w:rPr>
   </w:style>
   <w:style w:type="paragraph" w:styleId="Heading3">
@@ -7757,20 +7724,158 @@
     <w:uiPriority w:val="9"/>
     <w:unhideWhenUsed/>
     <w:qFormat/>
-    <w:rsid w:val="00B94390"/>
+    <w:rsid w:val="009E0226"/>
     <w:pPr>
       <w:keepNext/>
       <w:keepLines/>
-      <w:spacing w:before="40"/>
+      <w:spacing w:before="40" w:after="0" w:line="240" w:lineRule="auto"/>
       <w:outlineLvl w:val="2"/>
     </w:pPr>
     <w:rPr>
       <w:rFonts w:asciiTheme="majorHAnsi" w:eastAsiaTheme="majorEastAsia" w:hAnsiTheme="majorHAnsi" w:cstheme="majorBidi"/>
-      <w:color w:val="1F3763" w:themeColor="accent1" w:themeShade="7F"/>
-      <w:kern w:val="0"/>
+      <w:color w:val="2F5496" w:themeColor="accent1" w:themeShade="BF"/>
+      <w:sz w:val="28"/>
+      <w:szCs w:val="28"/>
+    </w:rPr>
+  </w:style>
+  <w:style w:type="paragraph" w:styleId="Heading4">
+    <w:name w:val="heading 4"/>
+    <w:basedOn w:val="Normal"/>
+    <w:next w:val="Normal"/>
+    <w:link w:val="Heading4Char"/>
+    <w:uiPriority w:val="9"/>
+    <w:semiHidden/>
+    <w:unhideWhenUsed/>
+    <w:qFormat/>
+    <w:rsid w:val="009E0226"/>
+    <w:pPr>
+      <w:keepNext/>
+      <w:keepLines/>
+      <w:spacing w:before="40" w:after="0"/>
+      <w:outlineLvl w:val="3"/>
+    </w:pPr>
+    <w:rPr>
+      <w:rFonts w:asciiTheme="majorHAnsi" w:eastAsiaTheme="majorEastAsia" w:hAnsiTheme="majorHAnsi" w:cstheme="majorBidi"/>
+      <w:color w:val="2F5496" w:themeColor="accent1" w:themeShade="BF"/>
       <w:sz w:val="24"/>
       <w:szCs w:val="24"/>
-      <w14:ligatures w14:val="none"/>
+    </w:rPr>
+  </w:style>
+  <w:style w:type="paragraph" w:styleId="Heading5">
+    <w:name w:val="heading 5"/>
+    <w:basedOn w:val="Normal"/>
+    <w:next w:val="Normal"/>
+    <w:link w:val="Heading5Char"/>
+    <w:uiPriority w:val="9"/>
+    <w:semiHidden/>
+    <w:unhideWhenUsed/>
+    <w:qFormat/>
+    <w:rsid w:val="009E0226"/>
+    <w:pPr>
+      <w:keepNext/>
+      <w:keepLines/>
+      <w:spacing w:before="40" w:after="0"/>
+      <w:outlineLvl w:val="4"/>
+    </w:pPr>
+    <w:rPr>
+      <w:rFonts w:asciiTheme="majorHAnsi" w:eastAsiaTheme="majorEastAsia" w:hAnsiTheme="majorHAnsi" w:cstheme="majorBidi"/>
+      <w:caps/>
+      <w:color w:val="2F5496" w:themeColor="accent1" w:themeShade="BF"/>
+    </w:rPr>
+  </w:style>
+  <w:style w:type="paragraph" w:styleId="Heading6">
+    <w:name w:val="heading 6"/>
+    <w:basedOn w:val="Normal"/>
+    <w:next w:val="Normal"/>
+    <w:link w:val="Heading6Char"/>
+    <w:uiPriority w:val="9"/>
+    <w:semiHidden/>
+    <w:unhideWhenUsed/>
+    <w:qFormat/>
+    <w:rsid w:val="009E0226"/>
+    <w:pPr>
+      <w:keepNext/>
+      <w:keepLines/>
+      <w:spacing w:before="40" w:after="0"/>
+      <w:outlineLvl w:val="5"/>
+    </w:pPr>
+    <w:rPr>
+      <w:rFonts w:asciiTheme="majorHAnsi" w:eastAsiaTheme="majorEastAsia" w:hAnsiTheme="majorHAnsi" w:cstheme="majorBidi"/>
+      <w:i/>
+      <w:iCs/>
+      <w:caps/>
+      <w:color w:val="1F3864" w:themeColor="accent1" w:themeShade="80"/>
+    </w:rPr>
+  </w:style>
+  <w:style w:type="paragraph" w:styleId="Heading7">
+    <w:name w:val="heading 7"/>
+    <w:basedOn w:val="Normal"/>
+    <w:next w:val="Normal"/>
+    <w:link w:val="Heading7Char"/>
+    <w:uiPriority w:val="9"/>
+    <w:semiHidden/>
+    <w:unhideWhenUsed/>
+    <w:qFormat/>
+    <w:rsid w:val="009E0226"/>
+    <w:pPr>
+      <w:keepNext/>
+      <w:keepLines/>
+      <w:spacing w:before="40" w:after="0"/>
+      <w:outlineLvl w:val="6"/>
+    </w:pPr>
+    <w:rPr>
+      <w:rFonts w:asciiTheme="majorHAnsi" w:eastAsiaTheme="majorEastAsia" w:hAnsiTheme="majorHAnsi" w:cstheme="majorBidi"/>
+      <w:b/>
+      <w:bCs/>
+      <w:color w:val="1F3864" w:themeColor="accent1" w:themeShade="80"/>
+    </w:rPr>
+  </w:style>
+  <w:style w:type="paragraph" w:styleId="Heading8">
+    <w:name w:val="heading 8"/>
+    <w:basedOn w:val="Normal"/>
+    <w:next w:val="Normal"/>
+    <w:link w:val="Heading8Char"/>
+    <w:uiPriority w:val="9"/>
+    <w:semiHidden/>
+    <w:unhideWhenUsed/>
+    <w:qFormat/>
+    <w:rsid w:val="009E0226"/>
+    <w:pPr>
+      <w:keepNext/>
+      <w:keepLines/>
+      <w:spacing w:before="40" w:after="0"/>
+      <w:outlineLvl w:val="7"/>
+    </w:pPr>
+    <w:rPr>
+      <w:rFonts w:asciiTheme="majorHAnsi" w:eastAsiaTheme="majorEastAsia" w:hAnsiTheme="majorHAnsi" w:cstheme="majorBidi"/>
+      <w:b/>
+      <w:bCs/>
+      <w:i/>
+      <w:iCs/>
+      <w:color w:val="1F3864" w:themeColor="accent1" w:themeShade="80"/>
+    </w:rPr>
+  </w:style>
+  <w:style w:type="paragraph" w:styleId="Heading9">
+    <w:name w:val="heading 9"/>
+    <w:basedOn w:val="Normal"/>
+    <w:next w:val="Normal"/>
+    <w:link w:val="Heading9Char"/>
+    <w:uiPriority w:val="9"/>
+    <w:semiHidden/>
+    <w:unhideWhenUsed/>
+    <w:qFormat/>
+    <w:rsid w:val="009E0226"/>
+    <w:pPr>
+      <w:keepNext/>
+      <w:keepLines/>
+      <w:spacing w:before="40" w:after="0"/>
+      <w:outlineLvl w:val="8"/>
+    </w:pPr>
+    <w:rPr>
+      <w:rFonts w:asciiTheme="majorHAnsi" w:eastAsiaTheme="majorEastAsia" w:hAnsiTheme="majorHAnsi" w:cstheme="majorBidi"/>
+      <w:i/>
+      <w:iCs/>
+      <w:color w:val="1F3864" w:themeColor="accent1" w:themeShade="80"/>
     </w:rPr>
   </w:style>
   <w:style w:type="character" w:default="1" w:styleId="DefaultParagraphFont">
@@ -7811,10 +7916,8 @@
     </w:pPr>
     <w:rPr>
       <w:rFonts w:ascii="Times New Roman" w:eastAsia="Times New Roman" w:hAnsi="Times New Roman"/>
-      <w:kern w:val="0"/>
       <w:sz w:val="24"/>
       <w:szCs w:val="24"/>
-      <w14:ligatures w14:val="none"/>
     </w:rPr>
   </w:style>
   <w:style w:type="character" w:styleId="Hyperlink">
@@ -7831,27 +7934,19 @@
   <w:style w:type="paragraph" w:styleId="ListParagraph">
     <w:name w:val="List Paragraph"/>
     <w:basedOn w:val="Normal"/>
-    <w:uiPriority w:val="1"/>
+    <w:uiPriority w:val="34"/>
     <w:qFormat/>
     <w:rsid w:val="00B93095"/>
     <w:pPr>
       <w:ind w:left="720"/>
       <w:contextualSpacing/>
     </w:pPr>
-    <w:rPr>
-      <w:rFonts w:ascii="Times New Roman" w:eastAsia="Times New Roman" w:hAnsi="Times New Roman"/>
-      <w:kern w:val="0"/>
-      <w:sz w:val="24"/>
-      <w:szCs w:val="24"/>
-      <w14:ligatures w14:val="none"/>
-    </w:rPr>
   </w:style>
   <w:style w:type="paragraph" w:styleId="BodyText">
     <w:name w:val="Body Text"/>
     <w:basedOn w:val="Normal"/>
     <w:link w:val="BodyTextChar"/>
     <w:uiPriority w:val="1"/>
-    <w:qFormat/>
     <w:rsid w:val="00540797"/>
     <w:pPr>
       <w:widowControl w:val="0"/>
@@ -7862,9 +7957,7 @@
       <w:rFonts w:cs="Calibri"/>
       <w:b/>
       <w:bCs/>
-      <w:kern w:val="0"/>
       <w:lang w:bidi="en-US"/>
-      <w14:ligatures w14:val="none"/>
     </w:rPr>
   </w:style>
   <w:style w:type="character" w:customStyle="1" w:styleId="BodyTextChar">
@@ -7886,7 +7979,6 @@
     <w:name w:val="Table Paragraph"/>
     <w:basedOn w:val="Normal"/>
     <w:uiPriority w:val="1"/>
-    <w:qFormat/>
     <w:rsid w:val="00540797"/>
     <w:pPr>
       <w:widowControl w:val="0"/>
@@ -7895,9 +7987,7 @@
     </w:pPr>
     <w:rPr>
       <w:rFonts w:cs="Calibri"/>
-      <w:kern w:val="0"/>
       <w:lang w:bidi="en-US"/>
-      <w14:ligatures w14:val="none"/>
     </w:rPr>
   </w:style>
   <w:style w:type="character" w:customStyle="1" w:styleId="UnresolvedMention1">
@@ -7933,12 +8023,12 @@
     <w:basedOn w:val="DefaultParagraphFont"/>
     <w:link w:val="Heading1"/>
     <w:uiPriority w:val="9"/>
-    <w:rsid w:val="00FC346F"/>
+    <w:rsid w:val="009E0226"/>
     <w:rPr>
-      <w:rFonts w:ascii="Times New Roman" w:eastAsiaTheme="majorEastAsia" w:hAnsi="Times New Roman" w:cstheme="majorBidi"/>
-      <w:color w:val="2F5496" w:themeColor="accent1" w:themeShade="BF"/>
-      <w:sz w:val="22"/>
-      <w:szCs w:val="32"/>
+      <w:rFonts w:asciiTheme="majorHAnsi" w:eastAsiaTheme="majorEastAsia" w:hAnsiTheme="majorHAnsi" w:cstheme="majorBidi"/>
+      <w:color w:val="1F3864" w:themeColor="accent1" w:themeShade="80"/>
+      <w:sz w:val="36"/>
+      <w:szCs w:val="36"/>
     </w:rPr>
   </w:style>
   <w:style w:type="character" w:customStyle="1" w:styleId="apple-converted-space">
@@ -7970,17 +8060,10 @@
     <w:uiPriority w:val="39"/>
     <w:unhideWhenUsed/>
     <w:qFormat/>
-    <w:rsid w:val="00892456"/>
+    <w:rsid w:val="009E0226"/>
     <w:pPr>
-      <w:spacing w:before="480" w:line="276" w:lineRule="auto"/>
       <w:outlineLvl w:val="9"/>
     </w:pPr>
-    <w:rPr>
-      <w:b/>
-      <w:bCs/>
-      <w:sz w:val="28"/>
-      <w:szCs w:val="28"/>
-    </w:rPr>
   </w:style>
   <w:style w:type="paragraph" w:styleId="TOC1">
     <w:name w:val="toc 1"/>
@@ -7997,14 +8080,12 @@
       <w:spacing w:before="120" w:after="120"/>
     </w:pPr>
     <w:rPr>
-      <w:rFonts w:asciiTheme="minorHAnsi" w:eastAsia="Times New Roman" w:hAnsiTheme="minorHAnsi" w:cstheme="minorHAnsi"/>
+      <w:rFonts w:eastAsia="Times New Roman" w:cstheme="minorHAnsi"/>
       <w:b/>
       <w:bCs/>
       <w:caps/>
-      <w:kern w:val="0"/>
       <w:sz w:val="20"/>
       <w:szCs w:val="20"/>
-      <w14:ligatures w14:val="none"/>
     </w:rPr>
   </w:style>
   <w:style w:type="paragraph" w:styleId="TOC2">
@@ -8019,12 +8100,10 @@
       <w:ind w:left="240"/>
     </w:pPr>
     <w:rPr>
-      <w:rFonts w:asciiTheme="minorHAnsi" w:eastAsia="Times New Roman" w:hAnsiTheme="minorHAnsi" w:cstheme="minorHAnsi"/>
+      <w:rFonts w:eastAsia="Times New Roman" w:cstheme="minorHAnsi"/>
       <w:smallCaps/>
-      <w:kern w:val="0"/>
       <w:sz w:val="20"/>
       <w:szCs w:val="20"/>
-      <w14:ligatures w14:val="none"/>
     </w:rPr>
   </w:style>
   <w:style w:type="paragraph" w:styleId="TOC3">
@@ -8039,13 +8118,11 @@
       <w:ind w:left="480"/>
     </w:pPr>
     <w:rPr>
-      <w:rFonts w:asciiTheme="minorHAnsi" w:eastAsia="Times New Roman" w:hAnsiTheme="minorHAnsi" w:cstheme="minorHAnsi"/>
+      <w:rFonts w:eastAsia="Times New Roman" w:cstheme="minorHAnsi"/>
       <w:i/>
       <w:iCs/>
-      <w:kern w:val="0"/>
       <w:sz w:val="20"/>
       <w:szCs w:val="20"/>
-      <w14:ligatures w14:val="none"/>
     </w:rPr>
   </w:style>
   <w:style w:type="paragraph" w:styleId="TOC4">
@@ -8061,11 +8138,9 @@
       <w:ind w:left="720"/>
     </w:pPr>
     <w:rPr>
-      <w:rFonts w:asciiTheme="minorHAnsi" w:eastAsia="Times New Roman" w:hAnsiTheme="minorHAnsi" w:cstheme="minorHAnsi"/>
-      <w:kern w:val="0"/>
+      <w:rFonts w:eastAsia="Times New Roman" w:cstheme="minorHAnsi"/>
       <w:sz w:val="18"/>
       <w:szCs w:val="18"/>
-      <w14:ligatures w14:val="none"/>
     </w:rPr>
   </w:style>
   <w:style w:type="paragraph" w:styleId="TOC5">
@@ -8081,11 +8156,9 @@
       <w:ind w:left="960"/>
     </w:pPr>
     <w:rPr>
-      <w:rFonts w:asciiTheme="minorHAnsi" w:eastAsia="Times New Roman" w:hAnsiTheme="minorHAnsi" w:cstheme="minorHAnsi"/>
-      <w:kern w:val="0"/>
+      <w:rFonts w:eastAsia="Times New Roman" w:cstheme="minorHAnsi"/>
       <w:sz w:val="18"/>
       <w:szCs w:val="18"/>
-      <w14:ligatures w14:val="none"/>
     </w:rPr>
   </w:style>
   <w:style w:type="paragraph" w:styleId="TOC6">
@@ -8101,11 +8174,9 @@
       <w:ind w:left="1200"/>
     </w:pPr>
     <w:rPr>
-      <w:rFonts w:asciiTheme="minorHAnsi" w:eastAsia="Times New Roman" w:hAnsiTheme="minorHAnsi" w:cstheme="minorHAnsi"/>
-      <w:kern w:val="0"/>
+      <w:rFonts w:eastAsia="Times New Roman" w:cstheme="minorHAnsi"/>
       <w:sz w:val="18"/>
       <w:szCs w:val="18"/>
-      <w14:ligatures w14:val="none"/>
     </w:rPr>
   </w:style>
   <w:style w:type="paragraph" w:styleId="TOC7">
@@ -8121,11 +8192,9 @@
       <w:ind w:left="1440"/>
     </w:pPr>
     <w:rPr>
-      <w:rFonts w:asciiTheme="minorHAnsi" w:eastAsia="Times New Roman" w:hAnsiTheme="minorHAnsi" w:cstheme="minorHAnsi"/>
-      <w:kern w:val="0"/>
+      <w:rFonts w:eastAsia="Times New Roman" w:cstheme="minorHAnsi"/>
       <w:sz w:val="18"/>
       <w:szCs w:val="18"/>
-      <w14:ligatures w14:val="none"/>
     </w:rPr>
   </w:style>
   <w:style w:type="paragraph" w:styleId="TOC8">
@@ -8141,11 +8210,9 @@
       <w:ind w:left="1680"/>
     </w:pPr>
     <w:rPr>
-      <w:rFonts w:asciiTheme="minorHAnsi" w:eastAsia="Times New Roman" w:hAnsiTheme="minorHAnsi" w:cstheme="minorHAnsi"/>
-      <w:kern w:val="0"/>
+      <w:rFonts w:eastAsia="Times New Roman" w:cstheme="minorHAnsi"/>
       <w:sz w:val="18"/>
       <w:szCs w:val="18"/>
-      <w14:ligatures w14:val="none"/>
     </w:rPr>
   </w:style>
   <w:style w:type="paragraph" w:styleId="TOC9">
@@ -8161,11 +8228,9 @@
       <w:ind w:left="1920"/>
     </w:pPr>
     <w:rPr>
-      <w:rFonts w:asciiTheme="minorHAnsi" w:eastAsia="Times New Roman" w:hAnsiTheme="minorHAnsi" w:cstheme="minorHAnsi"/>
-      <w:kern w:val="0"/>
+      <w:rFonts w:eastAsia="Times New Roman" w:cstheme="minorHAnsi"/>
       <w:sz w:val="18"/>
       <w:szCs w:val="18"/>
-      <w14:ligatures w14:val="none"/>
     </w:rPr>
   </w:style>
   <w:style w:type="paragraph" w:styleId="NoSpacing">
@@ -8173,13 +8238,10 @@
     <w:link w:val="NoSpacingChar"/>
     <w:uiPriority w:val="1"/>
     <w:qFormat/>
-    <w:rsid w:val="00F33B0C"/>
-    <w:rPr>
-      <w:rFonts w:eastAsiaTheme="minorEastAsia"/>
-      <w:sz w:val="22"/>
-      <w:szCs w:val="22"/>
-      <w:lang w:eastAsia="zh-CN"/>
-    </w:rPr>
+    <w:rsid w:val="009E0226"/>
+    <w:pPr>
+      <w:spacing w:after="0" w:line="240" w:lineRule="auto"/>
+    </w:pPr>
   </w:style>
   <w:style w:type="character" w:customStyle="1" w:styleId="NoSpacingChar">
     <w:name w:val="No Spacing Char"/>
@@ -8187,24 +8249,18 @@
     <w:link w:val="NoSpacing"/>
     <w:uiPriority w:val="1"/>
     <w:rsid w:val="00F33B0C"/>
-    <w:rPr>
-      <w:rFonts w:eastAsiaTheme="minorEastAsia"/>
-      <w:sz w:val="22"/>
-      <w:szCs w:val="22"/>
-      <w:lang w:eastAsia="zh-CN"/>
-    </w:rPr>
   </w:style>
   <w:style w:type="character" w:customStyle="1" w:styleId="Heading2Char">
     <w:name w:val="Heading 2 Char"/>
     <w:basedOn w:val="DefaultParagraphFont"/>
     <w:link w:val="Heading2"/>
     <w:uiPriority w:val="9"/>
-    <w:rsid w:val="001A4C75"/>
+    <w:rsid w:val="009E0226"/>
     <w:rPr>
       <w:rFonts w:asciiTheme="majorHAnsi" w:eastAsiaTheme="majorEastAsia" w:hAnsiTheme="majorHAnsi" w:cstheme="majorBidi"/>
       <w:color w:val="2F5496" w:themeColor="accent1" w:themeShade="BF"/>
-      <w:sz w:val="26"/>
-      <w:szCs w:val="26"/>
+      <w:sz w:val="32"/>
+      <w:szCs w:val="32"/>
     </w:rPr>
   </w:style>
   <w:style w:type="character" w:styleId="FollowedHyperlink">
@@ -8234,10 +8290,8 @@
     </w:pPr>
     <w:rPr>
       <w:rFonts w:ascii="Times New Roman" w:eastAsia="Times New Roman" w:hAnsi="Times New Roman"/>
-      <w:kern w:val="0"/>
       <w:sz w:val="24"/>
       <w:szCs w:val="24"/>
-      <w14:ligatures w14:val="none"/>
     </w:rPr>
   </w:style>
   <w:style w:type="character" w:customStyle="1" w:styleId="HeaderChar">
@@ -8265,10 +8319,8 @@
     </w:pPr>
     <w:rPr>
       <w:rFonts w:ascii="Times New Roman" w:eastAsia="Times New Roman" w:hAnsi="Times New Roman"/>
-      <w:kern w:val="0"/>
       <w:sz w:val="24"/>
       <w:szCs w:val="24"/>
-      <w14:ligatures w14:val="none"/>
     </w:rPr>
   </w:style>
   <w:style w:type="character" w:customStyle="1" w:styleId="FooterChar">
@@ -8286,10 +8338,12 @@
     <w:basedOn w:val="DefaultParagraphFont"/>
     <w:link w:val="Heading3"/>
     <w:uiPriority w:val="9"/>
-    <w:rsid w:val="00B94390"/>
+    <w:rsid w:val="009E0226"/>
     <w:rPr>
       <w:rFonts w:asciiTheme="majorHAnsi" w:eastAsiaTheme="majorEastAsia" w:hAnsiTheme="majorHAnsi" w:cstheme="majorBidi"/>
-      <w:color w:val="1F3763" w:themeColor="accent1" w:themeShade="7F"/>
+      <w:color w:val="2F5496" w:themeColor="accent1" w:themeShade="BF"/>
+      <w:sz w:val="28"/>
+      <w:szCs w:val="28"/>
     </w:rPr>
   </w:style>
   <w:style w:type="paragraph" w:customStyle="1" w:styleId="xmsonormal">
@@ -8301,10 +8355,8 @@
     </w:pPr>
     <w:rPr>
       <w:rFonts w:ascii="Times New Roman" w:eastAsia="Times New Roman" w:hAnsi="Times New Roman"/>
-      <w:kern w:val="0"/>
       <w:sz w:val="24"/>
       <w:szCs w:val="24"/>
-      <w14:ligatures w14:val="none"/>
     </w:rPr>
   </w:style>
   <w:style w:type="paragraph" w:styleId="Revision">
@@ -8339,10 +8391,8 @@
     <w:rsid w:val="0027648D"/>
     <w:rPr>
       <w:rFonts w:ascii="Times New Roman" w:eastAsia="Times New Roman" w:hAnsi="Times New Roman"/>
-      <w:kern w:val="0"/>
       <w:sz w:val="20"/>
       <w:szCs w:val="20"/>
-      <w14:ligatures w14:val="none"/>
     </w:rPr>
   </w:style>
   <w:style w:type="character" w:customStyle="1" w:styleId="CommentTextChar">
@@ -8404,10 +8454,8 @@
     </w:pPr>
     <w:rPr>
       <w:rFonts w:ascii="Times New Roman" w:eastAsia="Times New Roman" w:hAnsi="Times New Roman"/>
-      <w:kern w:val="0"/>
       <w:sz w:val="24"/>
       <w:szCs w:val="24"/>
-      <w14:ligatures w14:val="none"/>
     </w:rPr>
   </w:style>
   <w:style w:type="character" w:styleId="Emphasis">
@@ -8415,10 +8463,326 @@
     <w:basedOn w:val="DefaultParagraphFont"/>
     <w:uiPriority w:val="20"/>
     <w:qFormat/>
-    <w:rsid w:val="0000375A"/>
+    <w:rsid w:val="009E0226"/>
     <w:rPr>
       <w:i/>
       <w:iCs/>
+    </w:rPr>
+  </w:style>
+  <w:style w:type="character" w:customStyle="1" w:styleId="Heading4Char">
+    <w:name w:val="Heading 4 Char"/>
+    <w:basedOn w:val="DefaultParagraphFont"/>
+    <w:link w:val="Heading4"/>
+    <w:uiPriority w:val="9"/>
+    <w:semiHidden/>
+    <w:rsid w:val="009E0226"/>
+    <w:rPr>
+      <w:rFonts w:asciiTheme="majorHAnsi" w:eastAsiaTheme="majorEastAsia" w:hAnsiTheme="majorHAnsi" w:cstheme="majorBidi"/>
+      <w:color w:val="2F5496" w:themeColor="accent1" w:themeShade="BF"/>
+      <w:sz w:val="24"/>
+      <w:szCs w:val="24"/>
+    </w:rPr>
+  </w:style>
+  <w:style w:type="character" w:customStyle="1" w:styleId="Heading5Char">
+    <w:name w:val="Heading 5 Char"/>
+    <w:basedOn w:val="DefaultParagraphFont"/>
+    <w:link w:val="Heading5"/>
+    <w:uiPriority w:val="9"/>
+    <w:semiHidden/>
+    <w:rsid w:val="009E0226"/>
+    <w:rPr>
+      <w:rFonts w:asciiTheme="majorHAnsi" w:eastAsiaTheme="majorEastAsia" w:hAnsiTheme="majorHAnsi" w:cstheme="majorBidi"/>
+      <w:caps/>
+      <w:color w:val="2F5496" w:themeColor="accent1" w:themeShade="BF"/>
+    </w:rPr>
+  </w:style>
+  <w:style w:type="character" w:customStyle="1" w:styleId="Heading6Char">
+    <w:name w:val="Heading 6 Char"/>
+    <w:basedOn w:val="DefaultParagraphFont"/>
+    <w:link w:val="Heading6"/>
+    <w:uiPriority w:val="9"/>
+    <w:semiHidden/>
+    <w:rsid w:val="009E0226"/>
+    <w:rPr>
+      <w:rFonts w:asciiTheme="majorHAnsi" w:eastAsiaTheme="majorEastAsia" w:hAnsiTheme="majorHAnsi" w:cstheme="majorBidi"/>
+      <w:i/>
+      <w:iCs/>
+      <w:caps/>
+      <w:color w:val="1F3864" w:themeColor="accent1" w:themeShade="80"/>
+    </w:rPr>
+  </w:style>
+  <w:style w:type="character" w:customStyle="1" w:styleId="Heading7Char">
+    <w:name w:val="Heading 7 Char"/>
+    <w:basedOn w:val="DefaultParagraphFont"/>
+    <w:link w:val="Heading7"/>
+    <w:uiPriority w:val="9"/>
+    <w:semiHidden/>
+    <w:rsid w:val="009E0226"/>
+    <w:rPr>
+      <w:rFonts w:asciiTheme="majorHAnsi" w:eastAsiaTheme="majorEastAsia" w:hAnsiTheme="majorHAnsi" w:cstheme="majorBidi"/>
+      <w:b/>
+      <w:bCs/>
+      <w:color w:val="1F3864" w:themeColor="accent1" w:themeShade="80"/>
+    </w:rPr>
+  </w:style>
+  <w:style w:type="character" w:customStyle="1" w:styleId="Heading8Char">
+    <w:name w:val="Heading 8 Char"/>
+    <w:basedOn w:val="DefaultParagraphFont"/>
+    <w:link w:val="Heading8"/>
+    <w:uiPriority w:val="9"/>
+    <w:semiHidden/>
+    <w:rsid w:val="009E0226"/>
+    <w:rPr>
+      <w:rFonts w:asciiTheme="majorHAnsi" w:eastAsiaTheme="majorEastAsia" w:hAnsiTheme="majorHAnsi" w:cstheme="majorBidi"/>
+      <w:b/>
+      <w:bCs/>
+      <w:i/>
+      <w:iCs/>
+      <w:color w:val="1F3864" w:themeColor="accent1" w:themeShade="80"/>
+    </w:rPr>
+  </w:style>
+  <w:style w:type="character" w:customStyle="1" w:styleId="Heading9Char">
+    <w:name w:val="Heading 9 Char"/>
+    <w:basedOn w:val="DefaultParagraphFont"/>
+    <w:link w:val="Heading9"/>
+    <w:uiPriority w:val="9"/>
+    <w:semiHidden/>
+    <w:rsid w:val="009E0226"/>
+    <w:rPr>
+      <w:rFonts w:asciiTheme="majorHAnsi" w:eastAsiaTheme="majorEastAsia" w:hAnsiTheme="majorHAnsi" w:cstheme="majorBidi"/>
+      <w:i/>
+      <w:iCs/>
+      <w:color w:val="1F3864" w:themeColor="accent1" w:themeShade="80"/>
+    </w:rPr>
+  </w:style>
+  <w:style w:type="paragraph" w:styleId="Caption">
+    <w:name w:val="caption"/>
+    <w:basedOn w:val="Normal"/>
+    <w:next w:val="Normal"/>
+    <w:uiPriority w:val="35"/>
+    <w:semiHidden/>
+    <w:unhideWhenUsed/>
+    <w:qFormat/>
+    <w:rsid w:val="009E0226"/>
+    <w:pPr>
+      <w:spacing w:line="240" w:lineRule="auto"/>
+    </w:pPr>
+    <w:rPr>
+      <w:b/>
+      <w:bCs/>
+      <w:smallCaps/>
+      <w:color w:val="44546A" w:themeColor="text2"/>
+    </w:rPr>
+  </w:style>
+  <w:style w:type="paragraph" w:styleId="Title">
+    <w:name w:val="Title"/>
+    <w:basedOn w:val="Normal"/>
+    <w:next w:val="Normal"/>
+    <w:link w:val="TitleChar"/>
+    <w:uiPriority w:val="10"/>
+    <w:qFormat/>
+    <w:rsid w:val="009E0226"/>
+    <w:pPr>
+      <w:spacing w:after="0" w:line="204" w:lineRule="auto"/>
+      <w:contextualSpacing/>
+    </w:pPr>
+    <w:rPr>
+      <w:rFonts w:asciiTheme="majorHAnsi" w:eastAsiaTheme="majorEastAsia" w:hAnsiTheme="majorHAnsi" w:cstheme="majorBidi"/>
+      <w:caps/>
+      <w:color w:val="44546A" w:themeColor="text2"/>
+      <w:spacing w:val="-15"/>
+      <w:sz w:val="72"/>
+      <w:szCs w:val="72"/>
+    </w:rPr>
+  </w:style>
+  <w:style w:type="character" w:customStyle="1" w:styleId="TitleChar">
+    <w:name w:val="Title Char"/>
+    <w:basedOn w:val="DefaultParagraphFont"/>
+    <w:link w:val="Title"/>
+    <w:uiPriority w:val="10"/>
+    <w:rsid w:val="009E0226"/>
+    <w:rPr>
+      <w:rFonts w:asciiTheme="majorHAnsi" w:eastAsiaTheme="majorEastAsia" w:hAnsiTheme="majorHAnsi" w:cstheme="majorBidi"/>
+      <w:caps/>
+      <w:color w:val="44546A" w:themeColor="text2"/>
+      <w:spacing w:val="-15"/>
+      <w:sz w:val="72"/>
+      <w:szCs w:val="72"/>
+    </w:rPr>
+  </w:style>
+  <w:style w:type="paragraph" w:styleId="Subtitle">
+    <w:name w:val="Subtitle"/>
+    <w:basedOn w:val="Normal"/>
+    <w:next w:val="Normal"/>
+    <w:link w:val="SubtitleChar"/>
+    <w:uiPriority w:val="11"/>
+    <w:qFormat/>
+    <w:rsid w:val="009E0226"/>
+    <w:pPr>
+      <w:numPr>
+        <w:ilvl w:val="1"/>
+      </w:numPr>
+      <w:spacing w:after="240" w:line="240" w:lineRule="auto"/>
+    </w:pPr>
+    <w:rPr>
+      <w:rFonts w:asciiTheme="majorHAnsi" w:eastAsiaTheme="majorEastAsia" w:hAnsiTheme="majorHAnsi" w:cstheme="majorBidi"/>
+      <w:color w:val="4472C4" w:themeColor="accent1"/>
+      <w:sz w:val="28"/>
+      <w:szCs w:val="28"/>
+    </w:rPr>
+  </w:style>
+  <w:style w:type="character" w:customStyle="1" w:styleId="SubtitleChar">
+    <w:name w:val="Subtitle Char"/>
+    <w:basedOn w:val="DefaultParagraphFont"/>
+    <w:link w:val="Subtitle"/>
+    <w:uiPriority w:val="11"/>
+    <w:rsid w:val="009E0226"/>
+    <w:rPr>
+      <w:rFonts w:asciiTheme="majorHAnsi" w:eastAsiaTheme="majorEastAsia" w:hAnsiTheme="majorHAnsi" w:cstheme="majorBidi"/>
+      <w:color w:val="4472C4" w:themeColor="accent1"/>
+      <w:sz w:val="28"/>
+      <w:szCs w:val="28"/>
+    </w:rPr>
+  </w:style>
+  <w:style w:type="character" w:styleId="Strong">
+    <w:name w:val="Strong"/>
+    <w:basedOn w:val="DefaultParagraphFont"/>
+    <w:uiPriority w:val="22"/>
+    <w:qFormat/>
+    <w:rsid w:val="009E0226"/>
+    <w:rPr>
+      <w:b/>
+      <w:bCs/>
+    </w:rPr>
+  </w:style>
+  <w:style w:type="paragraph" w:styleId="Quote">
+    <w:name w:val="Quote"/>
+    <w:basedOn w:val="Normal"/>
+    <w:next w:val="Normal"/>
+    <w:link w:val="QuoteChar"/>
+    <w:uiPriority w:val="29"/>
+    <w:qFormat/>
+    <w:rsid w:val="009E0226"/>
+    <w:pPr>
+      <w:spacing w:before="120" w:after="120"/>
+      <w:ind w:left="720"/>
+    </w:pPr>
+    <w:rPr>
+      <w:color w:val="44546A" w:themeColor="text2"/>
+      <w:sz w:val="24"/>
+      <w:szCs w:val="24"/>
+    </w:rPr>
+  </w:style>
+  <w:style w:type="character" w:customStyle="1" w:styleId="QuoteChar">
+    <w:name w:val="Quote Char"/>
+    <w:basedOn w:val="DefaultParagraphFont"/>
+    <w:link w:val="Quote"/>
+    <w:uiPriority w:val="29"/>
+    <w:rsid w:val="009E0226"/>
+    <w:rPr>
+      <w:color w:val="44546A" w:themeColor="text2"/>
+      <w:sz w:val="24"/>
+      <w:szCs w:val="24"/>
+    </w:rPr>
+  </w:style>
+  <w:style w:type="paragraph" w:styleId="IntenseQuote">
+    <w:name w:val="Intense Quote"/>
+    <w:basedOn w:val="Normal"/>
+    <w:next w:val="Normal"/>
+    <w:link w:val="IntenseQuoteChar"/>
+    <w:uiPriority w:val="30"/>
+    <w:qFormat/>
+    <w:rsid w:val="009E0226"/>
+    <w:pPr>
+      <w:spacing w:before="100" w:beforeAutospacing="1" w:after="240" w:line="240" w:lineRule="auto"/>
+      <w:ind w:left="720"/>
+      <w:jc w:val="center"/>
+    </w:pPr>
+    <w:rPr>
+      <w:rFonts w:asciiTheme="majorHAnsi" w:eastAsiaTheme="majorEastAsia" w:hAnsiTheme="majorHAnsi" w:cstheme="majorBidi"/>
+      <w:color w:val="44546A" w:themeColor="text2"/>
+      <w:spacing w:val="-6"/>
+      <w:sz w:val="32"/>
+      <w:szCs w:val="32"/>
+    </w:rPr>
+  </w:style>
+  <w:style w:type="character" w:customStyle="1" w:styleId="IntenseQuoteChar">
+    <w:name w:val="Intense Quote Char"/>
+    <w:basedOn w:val="DefaultParagraphFont"/>
+    <w:link w:val="IntenseQuote"/>
+    <w:uiPriority w:val="30"/>
+    <w:rsid w:val="009E0226"/>
+    <w:rPr>
+      <w:rFonts w:asciiTheme="majorHAnsi" w:eastAsiaTheme="majorEastAsia" w:hAnsiTheme="majorHAnsi" w:cstheme="majorBidi"/>
+      <w:color w:val="44546A" w:themeColor="text2"/>
+      <w:spacing w:val="-6"/>
+      <w:sz w:val="32"/>
+      <w:szCs w:val="32"/>
+    </w:rPr>
+  </w:style>
+  <w:style w:type="character" w:styleId="SubtleEmphasis">
+    <w:name w:val="Subtle Emphasis"/>
+    <w:basedOn w:val="DefaultParagraphFont"/>
+    <w:uiPriority w:val="19"/>
+    <w:qFormat/>
+    <w:rsid w:val="009E0226"/>
+    <w:rPr>
+      <w:i/>
+      <w:iCs/>
+      <w:color w:val="595959" w:themeColor="text1" w:themeTint="A6"/>
+    </w:rPr>
+  </w:style>
+  <w:style w:type="character" w:styleId="IntenseEmphasis">
+    <w:name w:val="Intense Emphasis"/>
+    <w:basedOn w:val="DefaultParagraphFont"/>
+    <w:uiPriority w:val="21"/>
+    <w:qFormat/>
+    <w:rsid w:val="009E0226"/>
+    <w:rPr>
+      <w:b/>
+      <w:bCs/>
+      <w:i/>
+      <w:iCs/>
+    </w:rPr>
+  </w:style>
+  <w:style w:type="character" w:styleId="SubtleReference">
+    <w:name w:val="Subtle Reference"/>
+    <w:basedOn w:val="DefaultParagraphFont"/>
+    <w:uiPriority w:val="31"/>
+    <w:qFormat/>
+    <w:rsid w:val="009E0226"/>
+    <w:rPr>
+      <w:smallCaps/>
+      <w:color w:val="595959" w:themeColor="text1" w:themeTint="A6"/>
+      <w:u w:val="none" w:color="7F7F7F" w:themeColor="text1" w:themeTint="80"/>
+      <w:bdr w:val="none" w:sz="0" w:space="0" w:color="auto"/>
+    </w:rPr>
+  </w:style>
+  <w:style w:type="character" w:styleId="IntenseReference">
+    <w:name w:val="Intense Reference"/>
+    <w:basedOn w:val="DefaultParagraphFont"/>
+    <w:uiPriority w:val="32"/>
+    <w:qFormat/>
+    <w:rsid w:val="009E0226"/>
+    <w:rPr>
+      <w:b/>
+      <w:bCs/>
+      <w:smallCaps/>
+      <w:color w:val="44546A" w:themeColor="text2"/>
+      <w:u w:val="single"/>
+    </w:rPr>
+  </w:style>
+  <w:style w:type="character" w:styleId="BookTitle">
+    <w:name w:val="Book Title"/>
+    <w:basedOn w:val="DefaultParagraphFont"/>
+    <w:uiPriority w:val="33"/>
+    <w:qFormat/>
+    <w:rsid w:val="009E0226"/>
+    <w:rPr>
+      <w:b/>
+      <w:bCs/>
+      <w:smallCaps/>
+      <w:spacing w:val="10"/>
     </w:rPr>
   </w:style>
 </w:styles>
@@ -8467,7 +8831,7 @@
     </a:clrScheme>
     <a:fontScheme name="Office">
       <a:majorFont>
-        <a:latin typeface="Calibri Light" panose="020F0302020204030204"/>
+        <a:latin typeface="Aptos Display" panose="020F0302020204030204"/>
         <a:ea typeface=""/>
         <a:cs typeface=""/>
         <a:font script="Jpan" typeface="游ゴシック Light"/>
@@ -8519,7 +8883,7 @@
         <a:font script="Tfng" typeface="Ebrima"/>
       </a:majorFont>
       <a:minorFont>
-        <a:latin typeface="Calibri" panose="020F0502020204030204"/>
+        <a:latin typeface="Aptos" panose="020F0502020204030204"/>
         <a:ea typeface=""/>
         <a:cs typeface=""/>
         <a:font script="Jpan" typeface="游明朝"/>
